--- a/docs/Отчет.docx
+++ b/docs/Отчет.docx
@@ -76,6 +76,7 @@
         <w:jc w:val="center"/>
         <w:rPr>
           <w:rFonts w:ascii="Lazursky" w:hAnsi="Lazursky"/>
+          <w:lang w:val="ru-RU"/>
         </w:rPr>
       </w:pPr>
       <w:r>
@@ -265,6 +266,7 @@
           <w:b/>
           <w:sz w:val="32"/>
           <w:szCs w:val="32"/>
+          <w:lang w:val="ru-RU"/>
         </w:rPr>
       </w:pPr>
       <w:r>
@@ -312,6 +314,7 @@
           <w:b/>
           <w:sz w:val="32"/>
           <w:szCs w:val="32"/>
+          <w:lang w:val="ru-RU"/>
         </w:rPr>
       </w:pPr>
     </w:p>
@@ -323,6 +326,7 @@
           <w:b/>
           <w:sz w:val="32"/>
           <w:szCs w:val="32"/>
+          <w:lang w:val="ru-RU"/>
         </w:rPr>
       </w:pPr>
     </w:p>
@@ -434,6 +438,7 @@
         <w:jc w:val="center"/>
         <w:rPr>
           <w:szCs w:val="28"/>
+          <w:lang w:val="ru-RU"/>
         </w:rPr>
       </w:pPr>
     </w:p>
@@ -443,6 +448,7 @@
         <w:jc w:val="center"/>
         <w:rPr>
           <w:szCs w:val="28"/>
+          <w:lang w:val="ru-RU"/>
         </w:rPr>
       </w:pPr>
     </w:p>
@@ -452,6 +458,7 @@
         <w:jc w:val="center"/>
         <w:rPr>
           <w:szCs w:val="28"/>
+          <w:lang w:val="ru-RU"/>
         </w:rPr>
       </w:pPr>
     </w:p>
@@ -485,6 +492,7 @@
         <w:jc w:val="center"/>
         <w:rPr>
           <w:szCs w:val="28"/>
+          <w:lang w:val="ru-RU"/>
         </w:rPr>
       </w:pPr>
       <w:r>
@@ -498,6 +506,12 @@
     <w:sdt>
       <w:sdtPr>
         <w:rPr>
+          <w:rFonts w:eastAsiaTheme="minorEastAsia" w:cstheme="minorBidi"/>
+          <w:b w:val="0"/>
+          <w:bCs w:val="0"/>
+          <w:color w:val="auto"/>
+          <w:sz w:val="28"/>
+          <w:szCs w:val="22"/>
           <w:lang w:val="ru-RU"/>
         </w:rPr>
         <w:id w:val="-1111974570"/>
@@ -508,10 +522,6 @@
       </w:sdtPr>
       <w:sdtEndPr>
         <w:rPr>
-          <w:rFonts w:eastAsiaTheme="minorEastAsia" w:cstheme="minorBidi"/>
-          <w:color w:val="auto"/>
-          <w:sz w:val="28"/>
-          <w:szCs w:val="22"/>
           <w:lang w:val="en-US"/>
         </w:rPr>
       </w:sdtEndPr>
@@ -534,7 +544,6 @@
             <w:tabs>
               <w:tab w:val="right" w:leader="dot" w:pos="9350"/>
             </w:tabs>
-            <w:spacing w:line="240" w:lineRule="auto"/>
             <w:rPr>
               <w:rFonts w:asciiTheme="minorHAnsi" w:hAnsiTheme="minorHAnsi"/>
               <w:noProof/>
@@ -554,7 +563,7 @@
           <w:r>
             <w:fldChar w:fldCharType="separate"/>
           </w:r>
-          <w:hyperlink w:anchor="_Toc232453567" w:history="1">
+          <w:hyperlink w:anchor="_Toc232497775" w:history="1">
             <w:r>
               <w:rPr>
                 <w:rStyle w:val="affa"/>
@@ -597,7 +606,7 @@
                 <w:noProof/>
                 <w:webHidden/>
               </w:rPr>
-              <w:instrText xml:space="preserve"> PAGEREF _Toc232453567 \h </w:instrText>
+              <w:instrText xml:space="preserve"> PAGEREF _Toc232497775 \h </w:instrText>
             </w:r>
             <w:r>
               <w:rPr>
@@ -644,7 +653,7 @@
               <w14:ligatures w14:val="standardContextual"/>
             </w:rPr>
           </w:pPr>
-          <w:hyperlink w:anchor="_Toc232453568" w:history="1">
+          <w:hyperlink w:anchor="_Toc232497776" w:history="1">
             <w:r>
               <w:rPr>
                 <w:rStyle w:val="affa"/>
@@ -672,7 +681,7 @@
                 <w:noProof/>
                 <w:webHidden/>
               </w:rPr>
-              <w:instrText xml:space="preserve"> PAGEREF _Toc232453568 \h </w:instrText>
+              <w:instrText xml:space="preserve"> PAGEREF _Toc232497776 \h </w:instrText>
             </w:r>
             <w:r>
               <w:rPr>
@@ -719,21 +728,14 @@
               <w14:ligatures w14:val="standardContextual"/>
             </w:rPr>
           </w:pPr>
-          <w:hyperlink w:anchor="_Toc232453569" w:history="1">
+          <w:hyperlink w:anchor="_Toc232497777" w:history="1">
             <w:r>
               <w:rPr>
                 <w:rStyle w:val="affa"/>
                 <w:noProof/>
-              </w:rPr>
-              <w:t xml:space="preserve">1.2 </w:t>
-            </w:r>
-            <w:r>
-              <w:rPr>
-                <w:rStyle w:val="affa"/>
-                <w:noProof/>
-                <w:lang w:val="ru-RU"/>
-              </w:rPr>
-              <w:t>Реляционное представление предметной области.</w:t>
+                <w:lang w:val="ru-RU"/>
+              </w:rPr>
+              <w:t>1.2 Реляционное представление предметной области.</w:t>
             </w:r>
             <w:r>
               <w:rPr>
@@ -754,7 +756,7 @@
                 <w:noProof/>
                 <w:webHidden/>
               </w:rPr>
-              <w:instrText xml:space="preserve"> PAGEREF _Toc232453569 \h </w:instrText>
+              <w:instrText xml:space="preserve"> PAGEREF _Toc232497777 \h </w:instrText>
             </w:r>
             <w:r>
               <w:rPr>
@@ -801,7 +803,7 @@
               <w14:ligatures w14:val="standardContextual"/>
             </w:rPr>
           </w:pPr>
-          <w:hyperlink w:anchor="_Toc232453570" w:history="1">
+          <w:hyperlink w:anchor="_Toc232497778" w:history="1">
             <w:r>
               <w:rPr>
                 <w:rStyle w:val="affa"/>
@@ -829,7 +831,7 @@
                 <w:noProof/>
                 <w:webHidden/>
               </w:rPr>
-              <w:instrText xml:space="preserve"> PAGEREF _Toc232453570 \h </w:instrText>
+              <w:instrText xml:space="preserve"> PAGEREF _Toc232497778 \h </w:instrText>
             </w:r>
             <w:r>
               <w:rPr>
@@ -876,7 +878,7 @@
               <w14:ligatures w14:val="standardContextual"/>
             </w:rPr>
           </w:pPr>
-          <w:hyperlink w:anchor="_Toc232453571" w:history="1">
+          <w:hyperlink w:anchor="_Toc232497779" w:history="1">
             <w:r>
               <w:rPr>
                 <w:rStyle w:val="affa"/>
@@ -904,7 +906,7 @@
                 <w:noProof/>
                 <w:webHidden/>
               </w:rPr>
-              <w:instrText xml:space="preserve"> PAGEREF _Toc232453571 \h </w:instrText>
+              <w:instrText xml:space="preserve"> PAGEREF _Toc232497779 \h </w:instrText>
             </w:r>
             <w:r>
               <w:rPr>
@@ -951,7 +953,7 @@
               <w14:ligatures w14:val="standardContextual"/>
             </w:rPr>
           </w:pPr>
-          <w:hyperlink w:anchor="_Toc232453572" w:history="1">
+          <w:hyperlink w:anchor="_Toc232497780" w:history="1">
             <w:r>
               <w:rPr>
                 <w:rStyle w:val="affa"/>
@@ -994,7 +996,7 @@
                 <w:noProof/>
                 <w:webHidden/>
               </w:rPr>
-              <w:instrText xml:space="preserve"> PAGEREF _Toc232453572 \h </w:instrText>
+              <w:instrText xml:space="preserve"> PAGEREF _Toc232497780 \h </w:instrText>
             </w:r>
             <w:r>
               <w:rPr>
@@ -1041,7 +1043,7 @@
               <w14:ligatures w14:val="standardContextual"/>
             </w:rPr>
           </w:pPr>
-          <w:hyperlink w:anchor="_Toc232453573" w:history="1">
+          <w:hyperlink w:anchor="_Toc232497781" w:history="1">
             <w:r>
               <w:rPr>
                 <w:rStyle w:val="affa"/>
@@ -1069,7 +1071,7 @@
                 <w:noProof/>
                 <w:webHidden/>
               </w:rPr>
-              <w:instrText xml:space="preserve"> PAGEREF _Toc232453573 \h </w:instrText>
+              <w:instrText xml:space="preserve"> PAGEREF _Toc232497781 \h </w:instrText>
             </w:r>
             <w:r>
               <w:rPr>
@@ -1116,7 +1118,7 @@
               <w14:ligatures w14:val="standardContextual"/>
             </w:rPr>
           </w:pPr>
-          <w:hyperlink w:anchor="_Toc232453574" w:history="1">
+          <w:hyperlink w:anchor="_Toc232497782" w:history="1">
             <w:r>
               <w:rPr>
                 <w:rStyle w:val="affa"/>
@@ -1144,7 +1146,7 @@
                 <w:noProof/>
                 <w:webHidden/>
               </w:rPr>
-              <w:instrText xml:space="preserve"> PAGEREF _Toc232453574 \h </w:instrText>
+              <w:instrText xml:space="preserve"> PAGEREF _Toc232497782 \h </w:instrText>
             </w:r>
             <w:r>
               <w:rPr>
@@ -1191,7 +1193,7 @@
               <w14:ligatures w14:val="standardContextual"/>
             </w:rPr>
           </w:pPr>
-          <w:hyperlink w:anchor="_Toc232453575" w:history="1">
+          <w:hyperlink w:anchor="_Toc232497783" w:history="1">
             <w:r>
               <w:rPr>
                 <w:rStyle w:val="affa"/>
@@ -1220,7 +1222,15 @@
                 <w:rStyle w:val="affa"/>
                 <w:noProof/>
               </w:rPr>
-              <w:t xml:space="preserve"> REST API. Backend.</w:t>
+              <w:t xml:space="preserve"> REST API. Backend</w:t>
+            </w:r>
+            <w:r>
+              <w:rPr>
+                <w:rStyle w:val="affa"/>
+                <w:noProof/>
+                <w:lang w:val="ru-RU"/>
+              </w:rPr>
+              <w:t>.</w:t>
             </w:r>
             <w:r>
               <w:rPr>
@@ -1241,7 +1251,7 @@
                 <w:noProof/>
                 <w:webHidden/>
               </w:rPr>
-              <w:instrText xml:space="preserve"> PAGEREF _Toc232453575 \h </w:instrText>
+              <w:instrText xml:space="preserve"> PAGEREF _Toc232497783 \h </w:instrText>
             </w:r>
             <w:r>
               <w:rPr>
@@ -1261,7 +1271,7 @@
                 <w:noProof/>
                 <w:webHidden/>
               </w:rPr>
-              <w:t>12</w:t>
+              <w:t>11</w:t>
             </w:r>
             <w:r>
               <w:rPr>
@@ -1288,21 +1298,14 @@
               <w14:ligatures w14:val="standardContextual"/>
             </w:rPr>
           </w:pPr>
-          <w:hyperlink w:anchor="_Toc232453576" w:history="1">
+          <w:hyperlink w:anchor="_Toc232497784" w:history="1">
             <w:r>
               <w:rPr>
                 <w:rStyle w:val="affa"/>
                 <w:noProof/>
-              </w:rPr>
-              <w:t xml:space="preserve">2.1 </w:t>
-            </w:r>
-            <w:r>
-              <w:rPr>
-                <w:rStyle w:val="affa"/>
-                <w:noProof/>
-                <w:lang w:val="ru-RU"/>
-              </w:rPr>
-              <w:t>Описание выполненной части</w:t>
+                <w:lang w:val="ru-RU"/>
+              </w:rPr>
+              <w:t>2.1 Описание выполненной части</w:t>
             </w:r>
             <w:r>
               <w:rPr>
@@ -1323,7 +1326,7 @@
                 <w:noProof/>
                 <w:webHidden/>
               </w:rPr>
-              <w:instrText xml:space="preserve"> PAGEREF _Toc232453576 \h </w:instrText>
+              <w:instrText xml:space="preserve"> PAGEREF _Toc232497784 \h </w:instrText>
             </w:r>
             <w:r>
               <w:rPr>
@@ -1343,7 +1346,7 @@
                 <w:noProof/>
                 <w:webHidden/>
               </w:rPr>
-              <w:t>12</w:t>
+              <w:t>11</w:t>
             </w:r>
             <w:r>
               <w:rPr>
@@ -1370,21 +1373,14 @@
               <w14:ligatures w14:val="standardContextual"/>
             </w:rPr>
           </w:pPr>
-          <w:hyperlink w:anchor="_Toc232453577" w:history="1">
+          <w:hyperlink w:anchor="_Toc232497785" w:history="1">
             <w:r>
               <w:rPr>
                 <w:rStyle w:val="affa"/>
                 <w:noProof/>
-              </w:rPr>
-              <w:t xml:space="preserve">2.2 </w:t>
-            </w:r>
-            <w:r>
-              <w:rPr>
-                <w:rStyle w:val="affa"/>
-                <w:noProof/>
-                <w:lang w:val="ru-RU"/>
-              </w:rPr>
-              <w:t>Используемые технологии</w:t>
+                <w:lang w:val="ru-RU"/>
+              </w:rPr>
+              <w:t>2.2 Используемые технологии</w:t>
             </w:r>
             <w:r>
               <w:rPr>
@@ -1405,7 +1401,7 @@
                 <w:noProof/>
                 <w:webHidden/>
               </w:rPr>
-              <w:instrText xml:space="preserve"> PAGEREF _Toc232453577 \h </w:instrText>
+              <w:instrText xml:space="preserve"> PAGEREF _Toc232497785 \h </w:instrText>
             </w:r>
             <w:r>
               <w:rPr>
@@ -1425,7 +1421,7 @@
                 <w:noProof/>
                 <w:webHidden/>
               </w:rPr>
-              <w:t>12</w:t>
+              <w:t>11</w:t>
             </w:r>
             <w:r>
               <w:rPr>
@@ -1452,7 +1448,7 @@
               <w14:ligatures w14:val="standardContextual"/>
             </w:rPr>
           </w:pPr>
-          <w:hyperlink w:anchor="_Toc232453578" w:history="1">
+          <w:hyperlink w:anchor="_Toc232497786" w:history="1">
             <w:r>
               <w:rPr>
                 <w:rStyle w:val="affa"/>
@@ -1487,7 +1483,7 @@
                 <w:noProof/>
                 <w:webHidden/>
               </w:rPr>
-              <w:instrText xml:space="preserve"> PAGEREF _Toc232453578 \h </w:instrText>
+              <w:instrText xml:space="preserve"> PAGEREF _Toc232497786 \h </w:instrText>
             </w:r>
             <w:r>
               <w:rPr>
@@ -1507,7 +1503,7 @@
                 <w:noProof/>
                 <w:webHidden/>
               </w:rPr>
-              <w:t>13</w:t>
+              <w:t>12</w:t>
             </w:r>
             <w:r>
               <w:rPr>
@@ -1534,21 +1530,14 @@
               <w14:ligatures w14:val="standardContextual"/>
             </w:rPr>
           </w:pPr>
-          <w:hyperlink w:anchor="_Toc232453579" w:history="1">
+          <w:hyperlink w:anchor="_Toc232497787" w:history="1">
             <w:r>
               <w:rPr>
                 <w:rStyle w:val="affa"/>
                 <w:noProof/>
-              </w:rPr>
-              <w:t xml:space="preserve">2.4 </w:t>
-            </w:r>
-            <w:r>
-              <w:rPr>
-                <w:rStyle w:val="affa"/>
-                <w:noProof/>
-                <w:lang w:val="ru-RU"/>
-              </w:rPr>
-              <w:t>Подключение к базе данных</w:t>
+                <w:lang w:val="ru-RU"/>
+              </w:rPr>
+              <w:t>2.4 Подключение к базе данных</w:t>
             </w:r>
             <w:r>
               <w:rPr>
@@ -1569,7 +1558,7 @@
                 <w:noProof/>
                 <w:webHidden/>
               </w:rPr>
-              <w:instrText xml:space="preserve"> PAGEREF _Toc232453579 \h </w:instrText>
+              <w:instrText xml:space="preserve"> PAGEREF _Toc232497787 \h </w:instrText>
             </w:r>
             <w:r>
               <w:rPr>
@@ -1589,7 +1578,7 @@
                 <w:noProof/>
                 <w:webHidden/>
               </w:rPr>
-              <w:t>13</w:t>
+              <w:t>12</w:t>
             </w:r>
             <w:r>
               <w:rPr>
@@ -1616,7 +1605,7 @@
               <w14:ligatures w14:val="standardContextual"/>
             </w:rPr>
           </w:pPr>
-          <w:hyperlink w:anchor="_Toc232453580" w:history="1">
+          <w:hyperlink w:anchor="_Toc232497788" w:history="1">
             <w:r>
               <w:rPr>
                 <w:rStyle w:val="affa"/>
@@ -1651,7 +1640,7 @@
                 <w:noProof/>
                 <w:webHidden/>
               </w:rPr>
-              <w:instrText xml:space="preserve"> PAGEREF _Toc232453580 \h </w:instrText>
+              <w:instrText xml:space="preserve"> PAGEREF _Toc232497788 \h </w:instrText>
             </w:r>
             <w:r>
               <w:rPr>
@@ -1671,7 +1660,7 @@
                 <w:noProof/>
                 <w:webHidden/>
               </w:rPr>
-              <w:t>14</w:t>
+              <w:t>13</w:t>
             </w:r>
             <w:r>
               <w:rPr>
@@ -1698,7 +1687,7 @@
               <w14:ligatures w14:val="standardContextual"/>
             </w:rPr>
           </w:pPr>
-          <w:hyperlink w:anchor="_Toc232453581" w:history="1">
+          <w:hyperlink w:anchor="_Toc232497789" w:history="1">
             <w:r>
               <w:rPr>
                 <w:rStyle w:val="affa"/>
@@ -1726,7 +1715,7 @@
                 <w:noProof/>
                 <w:webHidden/>
               </w:rPr>
-              <w:instrText xml:space="preserve"> PAGEREF _Toc232453581 \h </w:instrText>
+              <w:instrText xml:space="preserve"> PAGEREF _Toc232497789 \h </w:instrText>
             </w:r>
             <w:r>
               <w:rPr>
@@ -1746,7 +1735,7 @@
                 <w:noProof/>
                 <w:webHidden/>
               </w:rPr>
-              <w:t>24</w:t>
+              <w:t>23</w:t>
             </w:r>
             <w:r>
               <w:rPr>
@@ -1773,21 +1762,21 @@
               <w14:ligatures w14:val="standardContextual"/>
             </w:rPr>
           </w:pPr>
-          <w:hyperlink w:anchor="_Toc232453582" w:history="1">
+          <w:hyperlink w:anchor="_Toc232497790" w:history="1">
             <w:r>
               <w:rPr>
                 <w:rStyle w:val="affa"/>
                 <w:noProof/>
                 <w:lang w:val="ru-RU"/>
               </w:rPr>
-              <w:t xml:space="preserve">Часть 3. </w:t>
+              <w:t>Часть</w:t>
             </w:r>
             <w:r>
               <w:rPr>
                 <w:rStyle w:val="affa"/>
                 <w:noProof/>
               </w:rPr>
-              <w:t>Frontend.</w:t>
+              <w:t xml:space="preserve"> 3. Frontend.</w:t>
             </w:r>
             <w:r>
               <w:rPr>
@@ -1808,7 +1797,7 @@
                 <w:noProof/>
                 <w:webHidden/>
               </w:rPr>
-              <w:instrText xml:space="preserve"> PAGEREF _Toc232453582 \h </w:instrText>
+              <w:instrText xml:space="preserve"> PAGEREF _Toc232497790 \h </w:instrText>
             </w:r>
             <w:r>
               <w:rPr>
@@ -1828,7 +1817,7 @@
                 <w:noProof/>
                 <w:webHidden/>
               </w:rPr>
-              <w:t>26</w:t>
+              <w:t>25</w:t>
             </w:r>
             <w:r>
               <w:rPr>
@@ -1855,7 +1844,7 @@
               <w14:ligatures w14:val="standardContextual"/>
             </w:rPr>
           </w:pPr>
-          <w:hyperlink w:anchor="_Toc232453583" w:history="1">
+          <w:hyperlink w:anchor="_Toc232497791" w:history="1">
             <w:r>
               <w:rPr>
                 <w:rStyle w:val="affa"/>
@@ -1890,7 +1879,7 @@
                 <w:noProof/>
                 <w:webHidden/>
               </w:rPr>
-              <w:instrText xml:space="preserve"> PAGEREF _Toc232453583 \h </w:instrText>
+              <w:instrText xml:space="preserve"> PAGEREF _Toc232497791 \h </w:instrText>
             </w:r>
             <w:r>
               <w:rPr>
@@ -1910,7 +1899,7 @@
                 <w:noProof/>
                 <w:webHidden/>
               </w:rPr>
-              <w:t>26</w:t>
+              <w:t>25</w:t>
             </w:r>
             <w:r>
               <w:rPr>
@@ -1937,7 +1926,7 @@
               <w14:ligatures w14:val="standardContextual"/>
             </w:rPr>
           </w:pPr>
-          <w:hyperlink w:anchor="_Toc232453584" w:history="1">
+          <w:hyperlink w:anchor="_Toc232497792" w:history="1">
             <w:r>
               <w:rPr>
                 <w:rStyle w:val="affa"/>
@@ -1972,7 +1961,7 @@
                 <w:noProof/>
                 <w:webHidden/>
               </w:rPr>
-              <w:instrText xml:space="preserve"> PAGEREF _Toc232453584 \h </w:instrText>
+              <w:instrText xml:space="preserve"> PAGEREF _Toc232497792 \h </w:instrText>
             </w:r>
             <w:r>
               <w:rPr>
@@ -1992,7 +1981,7 @@
                 <w:noProof/>
                 <w:webHidden/>
               </w:rPr>
-              <w:t>26</w:t>
+              <w:t>25</w:t>
             </w:r>
             <w:r>
               <w:rPr>
@@ -2019,7 +2008,7 @@
               <w14:ligatures w14:val="standardContextual"/>
             </w:rPr>
           </w:pPr>
-          <w:hyperlink w:anchor="_Toc232453585" w:history="1">
+          <w:hyperlink w:anchor="_Toc232497793" w:history="1">
             <w:r>
               <w:rPr>
                 <w:rStyle w:val="affa"/>
@@ -2054,7 +2043,7 @@
                 <w:noProof/>
                 <w:webHidden/>
               </w:rPr>
-              <w:instrText xml:space="preserve"> PAGEREF _Toc232453585 \h </w:instrText>
+              <w:instrText xml:space="preserve"> PAGEREF _Toc232497793 \h </w:instrText>
             </w:r>
             <w:r>
               <w:rPr>
@@ -2074,7 +2063,7 @@
                 <w:noProof/>
                 <w:webHidden/>
               </w:rPr>
-              <w:t>27</w:t>
+              <w:t>26</w:t>
             </w:r>
             <w:r>
               <w:rPr>
@@ -2101,7 +2090,7 @@
               <w14:ligatures w14:val="standardContextual"/>
             </w:rPr>
           </w:pPr>
-          <w:hyperlink w:anchor="_Toc232453586" w:history="1">
+          <w:hyperlink w:anchor="_Toc232497794" w:history="1">
             <w:r>
               <w:rPr>
                 <w:rStyle w:val="affa"/>
@@ -2136,7 +2125,7 @@
                 <w:noProof/>
                 <w:webHidden/>
               </w:rPr>
-              <w:instrText xml:space="preserve"> PAGEREF _Toc232453586 \h </w:instrText>
+              <w:instrText xml:space="preserve"> PAGEREF _Toc232497794 \h </w:instrText>
             </w:r>
             <w:r>
               <w:rPr>
@@ -2156,7 +2145,7 @@
                 <w:noProof/>
                 <w:webHidden/>
               </w:rPr>
-              <w:t>28</w:t>
+              <w:t>27</w:t>
             </w:r>
             <w:r>
               <w:rPr>
@@ -2183,7 +2172,7 @@
               <w14:ligatures w14:val="standardContextual"/>
             </w:rPr>
           </w:pPr>
-          <w:hyperlink w:anchor="_Toc232453587" w:history="1">
+          <w:hyperlink w:anchor="_Toc232497795" w:history="1">
             <w:r>
               <w:rPr>
                 <w:rStyle w:val="affa"/>
@@ -2218,7 +2207,7 @@
                 <w:noProof/>
                 <w:webHidden/>
               </w:rPr>
-              <w:instrText xml:space="preserve"> PAGEREF _Toc232453587 \h </w:instrText>
+              <w:instrText xml:space="preserve"> PAGEREF _Toc232497795 \h </w:instrText>
             </w:r>
             <w:r>
               <w:rPr>
@@ -2238,7 +2227,7 @@
                 <w:noProof/>
                 <w:webHidden/>
               </w:rPr>
-              <w:t>28</w:t>
+              <w:t>27</w:t>
             </w:r>
             <w:r>
               <w:rPr>
@@ -2265,21 +2254,14 @@
               <w14:ligatures w14:val="standardContextual"/>
             </w:rPr>
           </w:pPr>
-          <w:hyperlink w:anchor="_Toc232453588" w:history="1">
+          <w:hyperlink w:anchor="_Toc232497796" w:history="1">
             <w:r>
               <w:rPr>
                 <w:rStyle w:val="affa"/>
                 <w:noProof/>
-              </w:rPr>
-              <w:t xml:space="preserve">3.6 </w:t>
-            </w:r>
-            <w:r>
-              <w:rPr>
-                <w:rStyle w:val="affa"/>
-                <w:noProof/>
-                <w:lang w:val="ru-RU"/>
-              </w:rPr>
-              <w:t>Навигация и интеграция</w:t>
+                <w:lang w:val="ru-RU"/>
+              </w:rPr>
+              <w:t>3.6 Навигация и интеграция</w:t>
             </w:r>
             <w:r>
               <w:rPr>
@@ -2300,7 +2282,7 @@
                 <w:noProof/>
                 <w:webHidden/>
               </w:rPr>
-              <w:instrText xml:space="preserve"> PAGEREF _Toc232453588 \h </w:instrText>
+              <w:instrText xml:space="preserve"> PAGEREF _Toc232497796 \h </w:instrText>
             </w:r>
             <w:r>
               <w:rPr>
@@ -2320,7 +2302,7 @@
                 <w:noProof/>
                 <w:webHidden/>
               </w:rPr>
-              <w:t>31</w:t>
+              <w:t>28</w:t>
             </w:r>
             <w:r>
               <w:rPr>
@@ -2337,6 +2319,7 @@
               <w:b/>
               <w:bCs/>
             </w:rPr>
+            <w:lastRenderedPageBreak/>
             <w:fldChar w:fldCharType="end"/>
           </w:r>
         </w:p>
@@ -2349,12 +2332,11 @@
           <w:lang w:val="ru-RU"/>
         </w:rPr>
       </w:pPr>
-      <w:bookmarkStart w:id="0" w:name="_Toc232453567"/>
-      <w:r>
-        <w:rPr>
-          <w:lang w:val="ru-RU"/>
-        </w:rPr>
-        <w:lastRenderedPageBreak/>
+      <w:bookmarkStart w:id="0" w:name="_Toc232497775"/>
+      <w:r>
+        <w:rPr>
+          <w:lang w:val="ru-RU"/>
+        </w:rPr>
         <w:t xml:space="preserve">Часть 1. База данных. </w:t>
       </w:r>
       <w:r>
@@ -2375,7 +2357,7 @@
           <w:lang w:val="ru-RU"/>
         </w:rPr>
       </w:pPr>
-      <w:bookmarkStart w:id="1" w:name="_Toc232453568"/>
+      <w:bookmarkStart w:id="1" w:name="_Toc232497776"/>
       <w:r>
         <w:rPr>
           <w:lang w:val="ru-RU"/>
@@ -2457,8 +2439,11 @@
           <w:lang w:val="ru-RU"/>
         </w:rPr>
       </w:pPr>
-      <w:bookmarkStart w:id="2" w:name="_Toc232453569"/>
-      <w:r>
+      <w:bookmarkStart w:id="2" w:name="_Toc232497777"/>
+      <w:r>
+        <w:rPr>
+          <w:lang w:val="ru-RU"/>
+        </w:rPr>
         <w:t xml:space="preserve">1.2 </w:t>
       </w:r>
       <w:r>
@@ -2512,14 +2497,8 @@
         <w:rPr>
           <w:lang w:val="ru-RU"/>
         </w:rPr>
-        <w:t xml:space="preserve">В данном разделе представлена концептуальная SQL-модель предметной области и основные сущности будущей базы данных. На </w:t>
-      </w:r>
-      <w:r>
-        <w:rPr>
-          <w:lang w:val="ru-RU"/>
-        </w:rPr>
         <w:lastRenderedPageBreak/>
-        <w:t>текущем этапе описаны только структуры основных таблиц и их атрибуты. Информация о связях между сущностями намеренно вынесена в следующий раздел и будет представлена в виде ER-диаграммы.</w:t>
+        <w:t>В данном разделе представлена концептуальная SQL-модель предметной области и основные сущности будущей базы данных. На текущем этапе описаны только структуры основных таблиц и их атрибуты. Информация о связях между сущностями намеренно вынесена в следующий раздел и будет представлена в виде ER-диаграммы.</w:t>
       </w:r>
     </w:p>
     <w:p>
@@ -3714,7 +3693,6 @@
                 <w:bCs/>
                 <w:lang w:val="ru-RU"/>
               </w:rPr>
-              <w:lastRenderedPageBreak/>
               <w:t>Название поля</w:t>
             </w:r>
           </w:p>
@@ -4548,7 +4526,7 @@
           <w:lang w:val="ru-RU"/>
         </w:rPr>
       </w:pPr>
-      <w:bookmarkStart w:id="3" w:name="_Toc232453570"/>
+      <w:bookmarkStart w:id="3" w:name="_Toc232497778"/>
       <w:r>
         <w:rPr>
           <w:lang w:val="ru-RU"/>
@@ -4573,6 +4551,7 @@
       </w:pPr>
       <w:r>
         <w:rPr>
+          <w:noProof/>
           <w:lang w:val="ru-RU"/>
         </w:rPr>
         <mc:AlternateContent>
@@ -4839,7 +4818,7 @@
           <w:lang w:val="ru-RU"/>
         </w:rPr>
       </w:pPr>
-      <w:bookmarkStart w:id="4" w:name="_Toc232453571"/>
+      <w:bookmarkStart w:id="4" w:name="_Toc232497779"/>
       <w:r>
         <w:rPr>
           <w:lang w:val="ru-RU"/>
@@ -4894,14 +4873,14 @@
         <w:rPr>
           <w:lang w:val="ru-RU"/>
         </w:rPr>
-        <w:t xml:space="preserve">. Такой подход позволяет избежать дублирования информации. Например, данные об авторе </w:t>
+        <w:t xml:space="preserve">. Такой подход позволяет избежать дублирования информации. Например, данные об авторе или </w:t>
       </w:r>
       <w:r>
         <w:rPr>
           <w:lang w:val="ru-RU"/>
         </w:rPr>
         <w:lastRenderedPageBreak/>
-        <w:t>или издательстве хранятся только один раз и могут использоваться для нескольких книг.</w:t>
+        <w:t>издательстве хранятся только один раз и могут использоваться для нескольких книг.</w:t>
       </w:r>
     </w:p>
     <w:p>
@@ -4959,19 +4938,37 @@
         <w:rPr>
           <w:lang w:val="ru-RU"/>
         </w:rPr>
-        <w:t xml:space="preserve">Каждая таблица содержит атомарные значения атрибутов, что соответствует требованиям первой нормальной формы (1НФ). Все неключевые атрибуты зависят только от первичного ключа, что соответствует второй нормальной форме (2НФ). Также в модели отсутствуют транзитивные зависимости между неключевыми атрибутами, что позволяет считать структуру базы </w:t>
-      </w:r>
-      <w:r>
-        <w:rPr>
-          <w:lang w:val="ru-RU"/>
-        </w:rPr>
-        <w:t>данных,</w:t>
-      </w:r>
-      <w:r>
-        <w:rPr>
-          <w:lang w:val="ru-RU"/>
-        </w:rPr>
-        <w:t xml:space="preserve"> приведённой к третьей нормальной форме (3НФ).</w:t>
+        <w:t xml:space="preserve">Каждая таблица содержит </w:t>
+      </w:r>
+      <w:r>
+        <w:rPr>
+          <w:lang w:val="ru-RU"/>
+        </w:rPr>
+        <w:t>атомарные (простые, неделимые)</w:t>
+      </w:r>
+      <w:r>
+        <w:rPr>
+          <w:lang w:val="ru-RU"/>
+        </w:rPr>
+        <w:t xml:space="preserve"> значения атрибутов, что соответствует требованиям первой нормальной формы (1НФ). Все неключевые атрибуты зависят только от первичного ключа, что соответствует второй нормальной форме (2НФ). Также в модели отсутствуют транзитивные зависимости между неключевыми атрибутами</w:t>
+      </w:r>
+      <w:r>
+        <w:rPr>
+          <w:lang w:val="ru-RU"/>
+        </w:rPr>
+        <w:t>. Все неключевые поля, относящиеся к нескольким записям вынесены в отдельные таблицы</w:t>
+      </w:r>
+      <w:r>
+        <w:rPr>
+          <w:lang w:val="ru-RU"/>
+        </w:rPr>
+        <w:t xml:space="preserve"> </w:t>
+      </w:r>
+      <w:r>
+        <w:rPr>
+          <w:lang w:val="ru-RU"/>
+        </w:rPr>
+        <w:t>(3НФ).</w:t>
       </w:r>
     </w:p>
     <w:p>
@@ -4981,7 +4978,7 @@
           <w:lang w:val="ru-RU"/>
         </w:rPr>
       </w:pPr>
-      <w:bookmarkStart w:id="5" w:name="_Toc232453572"/>
+      <w:bookmarkStart w:id="5" w:name="_Toc232497780"/>
       <w:r>
         <w:rPr>
           <w:lang w:val="ru-RU"/>
@@ -5060,28 +5057,28 @@
         <w:rPr>
           <w:lang w:val="ru-RU"/>
         </w:rPr>
-        <w:t xml:space="preserve">Дополнительным фактором выбора стало то, что основная нагрузка системы приходится на операции чтения: отображение списка книг, </w:t>
+        <w:t xml:space="preserve">Дополнительным фактором выбора стало то, что основная нагрузка системы приходится на операции чтения: отображение списка книг, фильтрация, поиск по параметрам и просмотр карточки книги. </w:t>
+      </w:r>
+      <w:proofErr w:type="spellStart"/>
+      <w:r>
+        <w:rPr>
+          <w:lang w:val="ru-RU"/>
+        </w:rPr>
+        <w:t>MongoDB</w:t>
+      </w:r>
+      <w:proofErr w:type="spellEnd"/>
+      <w:r>
+        <w:rPr>
+          <w:lang w:val="ru-RU"/>
+        </w:rPr>
+        <w:t xml:space="preserve"> </w:t>
       </w:r>
       <w:r>
         <w:rPr>
           <w:lang w:val="ru-RU"/>
         </w:rPr>
         <w:lastRenderedPageBreak/>
-        <w:t xml:space="preserve">фильтрация, поиск по параметрам и просмотр карточки книги. </w:t>
-      </w:r>
-      <w:proofErr w:type="spellStart"/>
-      <w:r>
-        <w:rPr>
-          <w:lang w:val="ru-RU"/>
-        </w:rPr>
-        <w:t>MongoDB</w:t>
-      </w:r>
-      <w:proofErr w:type="spellEnd"/>
-      <w:r>
-        <w:rPr>
-          <w:lang w:val="ru-RU"/>
-        </w:rPr>
-        <w:t xml:space="preserve"> обеспечивает высокую эффективность таких операций за счёт хранения данных в виде документов, максимально приближенных к структуре выдачи пользовательского интерфейса.</w:t>
+        <w:t>обеспечивает высокую эффективность таких операций за счёт хранения данных в виде документов, максимально приближенных к структуре выдачи пользовательского интерфейса.</w:t>
       </w:r>
     </w:p>
     <w:p>
@@ -5091,7 +5088,7 @@
           <w:lang w:val="ru-RU"/>
         </w:rPr>
       </w:pPr>
-      <w:bookmarkStart w:id="6" w:name="_Toc232453573"/>
+      <w:bookmarkStart w:id="6" w:name="_Toc232497781"/>
       <w:r>
         <w:rPr>
           <w:lang w:val="ru-RU"/>
@@ -5306,9 +5303,6 @@
     <w:p>
       <w:pPr>
         <w:pStyle w:val="aff8"/>
-        <w:rPr>
-          <w:lang w:val="ru-RU"/>
-        </w:rPr>
       </w:pPr>
       <w:r>
         <w:t xml:space="preserve">    </w:t>
@@ -5316,101 +5310,64 @@
       <w:proofErr w:type="spellStart"/>
       <w:proofErr w:type="gramStart"/>
       <w:r>
-        <w:rPr>
-          <w:lang w:val="ru-RU"/>
-        </w:rPr>
         <w:t>ObjectId</w:t>
       </w:r>
       <w:proofErr w:type="spellEnd"/>
       <w:r>
-        <w:rPr>
-          <w:lang w:val="ru-RU"/>
-        </w:rPr>
         <w:t>(</w:t>
       </w:r>
       <w:proofErr w:type="gramEnd"/>
       <w:r>
-        <w:rPr>
-          <w:lang w:val="ru-RU"/>
-        </w:rPr>
         <w:t>"...")</w:t>
       </w:r>
     </w:p>
     <w:p>
       <w:pPr>
         <w:pStyle w:val="aff8"/>
-        <w:rPr>
-          <w:lang w:val="ru-RU"/>
-        </w:rPr>
-      </w:pPr>
-      <w:r>
-        <w:rPr>
-          <w:lang w:val="ru-RU"/>
-        </w:rPr>
+      </w:pPr>
+      <w:r>
         <w:t xml:space="preserve">  ],</w:t>
       </w:r>
     </w:p>
     <w:p>
       <w:pPr>
         <w:pStyle w:val="aff8"/>
-        <w:rPr>
-          <w:lang w:val="ru-RU"/>
-        </w:rPr>
-      </w:pPr>
-      <w:r>
-        <w:rPr>
-          <w:lang w:val="ru-RU"/>
-        </w:rPr>
+      </w:pPr>
+      <w:r>
         <w:t xml:space="preserve">  "</w:t>
-      </w:r>
-      <w:proofErr w:type="spellStart"/>
-      <w:r>
-        <w:rPr>
-          <w:lang w:val="ru-RU"/>
-        </w:rPr>
-        <w:t>publisher_id</w:t>
-      </w:r>
-      <w:proofErr w:type="spellEnd"/>
-      <w:r>
-        <w:rPr>
-          <w:lang w:val="ru-RU"/>
-        </w:rPr>
-        <w:t xml:space="preserve">": </w:t>
       </w:r>
       <w:proofErr w:type="spellStart"/>
       <w:proofErr w:type="gramStart"/>
       <w:r>
-        <w:rPr>
-          <w:lang w:val="ru-RU"/>
-        </w:rPr>
+        <w:t>publisher</w:t>
+      </w:r>
+      <w:proofErr w:type="gramEnd"/>
+      <w:r>
+        <w:t>_id</w:t>
+      </w:r>
+      <w:proofErr w:type="spellEnd"/>
+      <w:r>
+        <w:t xml:space="preserve">": </w:t>
+      </w:r>
+      <w:proofErr w:type="spellStart"/>
+      <w:proofErr w:type="gramStart"/>
+      <w:r>
         <w:t>ObjectId</w:t>
       </w:r>
       <w:proofErr w:type="spellEnd"/>
       <w:r>
-        <w:rPr>
-          <w:lang w:val="ru-RU"/>
-        </w:rPr>
         <w:t>(</w:t>
       </w:r>
       <w:proofErr w:type="gramEnd"/>
       <w:r>
-        <w:rPr>
-          <w:lang w:val="ru-RU"/>
-        </w:rPr>
         <w:t>"...")</w:t>
       </w:r>
     </w:p>
     <w:p>
       <w:pPr>
         <w:pStyle w:val="aff8"/>
-        <w:rPr>
-          <w:lang w:val="ru-RU"/>
-        </w:rPr>
-      </w:pPr>
-      <w:r>
-        <w:rPr>
-          <w:lang w:val="ru-RU"/>
-        </w:rPr>
+      </w:pPr>
+      <w:r>
         <w:t>}</w:t>
       </w:r>
     </w:p>
@@ -5550,7 +5507,6 @@
         <w:pStyle w:val="aff8"/>
       </w:pPr>
       <w:r>
-        <w:lastRenderedPageBreak/>
         <w:t>}</w:t>
       </w:r>
     </w:p>
@@ -5567,6 +5523,7 @@
           <w:b/>
           <w:bCs/>
         </w:rPr>
+        <w:lastRenderedPageBreak/>
         <w:t>Genres (</w:t>
       </w:r>
       <w:r>
@@ -5803,23 +5760,23 @@
         <w:rPr>
           <w:b/>
           <w:bCs/>
-        </w:rPr>
-      </w:pPr>
-      <w:proofErr w:type="spellStart"/>
+          <w:lang w:val="ru-RU"/>
+        </w:rPr>
+      </w:pPr>
       <w:r>
         <w:rPr>
           <w:b/>
           <w:bCs/>
-        </w:rPr>
-        <w:t>Идентификаторы</w:t>
-      </w:r>
-      <w:proofErr w:type="spellEnd"/>
+          <w:lang w:val="ru-RU"/>
+        </w:rPr>
+        <w:t xml:space="preserve">Идентификаторы </w:t>
+      </w:r>
       <w:r>
         <w:rPr>
           <w:b/>
           <w:bCs/>
         </w:rPr>
-        <w:t xml:space="preserve"> MongoDB</w:t>
+        <w:t>MongoDB</w:t>
       </w:r>
     </w:p>
     <w:p>
@@ -6012,28 +5969,28 @@
         <w:rPr>
           <w:lang w:val="ru-RU"/>
         </w:rPr>
-        <w:t xml:space="preserve">Такой подход позволяет сохранить логическую целостность данных, при этом избежать избыточности и сложных операций соединения данных, характерных для реляционных СУБД. Дополнительно данный подход </w:t>
-      </w:r>
+        <w:t>Д</w:t>
+      </w:r>
+      <w:r>
+        <w:rPr>
+          <w:lang w:val="ru-RU"/>
+        </w:rPr>
+        <w:t>анный подход обеспечивает баланс между нормализацией и производительностью: ключевые сущности остаются независимыми, но при этом легко связываются на уровне приложения.</w:t>
+      </w:r>
+    </w:p>
+    <w:p>
+      <w:pPr>
+        <w:pStyle w:val="21"/>
+        <w:rPr>
+          <w:lang w:val="ru-RU"/>
+        </w:rPr>
+      </w:pPr>
+      <w:bookmarkStart w:id="7" w:name="_Toc232497782"/>
       <w:r>
         <w:rPr>
           <w:lang w:val="ru-RU"/>
         </w:rPr>
         <w:lastRenderedPageBreak/>
-        <w:t>обеспечивает баланс между нормализацией и производительностью: ключевые сущности остаются независимыми, но при этом легко связываются на уровне приложения.</w:t>
-      </w:r>
-    </w:p>
-    <w:p>
-      <w:pPr>
-        <w:pStyle w:val="21"/>
-        <w:rPr>
-          <w:lang w:val="ru-RU"/>
-        </w:rPr>
-      </w:pPr>
-      <w:bookmarkStart w:id="7" w:name="_Toc232453574"/>
-      <w:r>
-        <w:rPr>
-          <w:lang w:val="ru-RU"/>
-        </w:rPr>
         <w:t xml:space="preserve">1.7 </w:t>
       </w:r>
       <w:r>
@@ -6055,7 +6012,7 @@
         <w:rPr>
           <w:lang w:val="ru-RU"/>
         </w:rPr>
-        <w:t>Для обеспечения высокой производительности поиска и фильтрации в системе была спроектирована система индексов, ориентированная на типовые пользовательские сценарии работы с электронной библиотекой. Основная нагрузка в приложении приходится на операции чтения данных, включая поиск книги по названию, фильтрацию по году издания, поиск по автору и жанру, просмотр карточки книги и выборку книг конкретного издательства. Так как объём данных в библиотечной системе потенциально может расти, использование индексов является критически важным для поддержания высокой скорости отклика системы.</w:t>
+        <w:t xml:space="preserve">Основная нагрузка в приложении приходится на операции чтения данных, включая поиск книги по названию, фильтрацию по году издания, поиск по автору и жанру, просмотр карточки книги и выборку книг конкретного издательства. </w:t>
       </w:r>
     </w:p>
     <w:p>
@@ -6474,7 +6431,6 @@
         <w:rPr>
           <w:lang w:val="ru-RU"/>
         </w:rPr>
-        <w:lastRenderedPageBreak/>
         <w:t>genre_name</w:t>
       </w:r>
       <w:proofErr w:type="spellEnd"/>
@@ -6549,36 +6505,22 @@
       <w:pPr>
         <w:ind w:firstLine="680"/>
         <w:jc w:val="both"/>
-        <w:rPr>
-          <w:lang w:val="ru-RU"/>
-        </w:rPr>
-      </w:pPr>
-      <w:r>
-        <w:rPr>
-          <w:lang w:val="ru-RU"/>
-        </w:rPr>
-        <w:t>Так как система ориентирована преимущественно на чтение данных, увеличение количества индексов является оправданным решением. При этом индексы добавлялись только на наиболее часто используемые поля, чтобы избежать избыточной нагрузки на операции вставки и обновления данных.</w:t>
-      </w:r>
-    </w:p>
-    <w:p>
-      <w:pPr>
-        <w:spacing w:line="276" w:lineRule="auto"/>
-        <w:rPr>
-          <w:lang w:val="ru-RU"/>
-        </w:rPr>
-      </w:pPr>
-      <w:r>
-        <w:rPr>
-          <w:lang w:val="ru-RU"/>
-        </w:rPr>
-        <w:br w:type="page"/>
+      </w:pPr>
+      <w:r>
+        <w:rPr>
+          <w:lang w:val="ru-RU"/>
+        </w:rPr>
+        <w:t xml:space="preserve">Так как система ориентирована преимущественно на чтение данных, увеличение количества индексов является оправданным решением. </w:t>
       </w:r>
     </w:p>
     <w:p>
       <w:pPr>
         <w:pStyle w:val="1"/>
-      </w:pPr>
-      <w:bookmarkStart w:id="8" w:name="_Toc232453575"/>
+        <w:rPr>
+          <w:lang w:val="ru-RU"/>
+        </w:rPr>
+      </w:pPr>
+      <w:bookmarkStart w:id="8" w:name="_Toc232497783"/>
       <w:r>
         <w:rPr>
           <w:lang w:val="ru-RU"/>
@@ -6602,7 +6544,13 @@
         <w:t xml:space="preserve"> </w:t>
       </w:r>
       <w:r>
-        <w:t>REST API. Backend.</w:t>
+        <w:t>REST API. Backend</w:t>
+      </w:r>
+      <w:r>
+        <w:rPr>
+          <w:lang w:val="ru-RU"/>
+        </w:rPr>
+        <w:t>.</w:t>
       </w:r>
       <w:bookmarkEnd w:id="8"/>
     </w:p>
@@ -6613,8 +6561,11 @@
           <w:lang w:val="ru-RU"/>
         </w:rPr>
       </w:pPr>
-      <w:bookmarkStart w:id="9" w:name="_Toc232453576"/>
-      <w:r>
+      <w:bookmarkStart w:id="9" w:name="_Toc232497784"/>
+      <w:r>
+        <w:rPr>
+          <w:lang w:val="ru-RU"/>
+        </w:rPr>
         <w:t xml:space="preserve">2.1 </w:t>
       </w:r>
       <w:r>
@@ -6761,8 +6712,11 @@
           <w:lang w:val="ru-RU"/>
         </w:rPr>
       </w:pPr>
-      <w:bookmarkStart w:id="10" w:name="_Toc232453577"/>
-      <w:r>
+      <w:bookmarkStart w:id="10" w:name="_Toc232497785"/>
+      <w:r>
+        <w:rPr>
+          <w:lang w:val="ru-RU"/>
+        </w:rPr>
         <w:t xml:space="preserve">2.2 </w:t>
       </w:r>
       <w:r>
@@ -7202,7 +7156,7 @@
           <w:lang w:val="ru-RU"/>
         </w:rPr>
       </w:pPr>
-      <w:bookmarkStart w:id="11" w:name="_Toc232453578"/>
+      <w:bookmarkStart w:id="11" w:name="_Toc232497786"/>
       <w:r>
         <w:lastRenderedPageBreak/>
         <w:t xml:space="preserve">2.3 </w:t>
@@ -7655,8 +7609,11 @@
           <w:lang w:val="ru-RU"/>
         </w:rPr>
       </w:pPr>
-      <w:bookmarkStart w:id="12" w:name="_Toc232453579"/>
-      <w:r>
+      <w:bookmarkStart w:id="12" w:name="_Toc232497787"/>
+      <w:r>
+        <w:rPr>
+          <w:lang w:val="ru-RU"/>
+        </w:rPr>
         <w:t xml:space="preserve">2.4 </w:t>
       </w:r>
       <w:r>
@@ -7999,7 +7956,7 @@
           <w:lang w:val="ru-RU"/>
         </w:rPr>
       </w:pPr>
-      <w:bookmarkStart w:id="13" w:name="_Toc232453580"/>
+      <w:bookmarkStart w:id="13" w:name="_Toc232497788"/>
       <w:r>
         <w:t xml:space="preserve">2.5 </w:t>
       </w:r>
@@ -8042,6 +7999,9 @@
     <w:p>
       <w:pPr>
         <w:jc w:val="both"/>
+        <w:rPr>
+          <w:lang w:val="ru-RU"/>
+        </w:rPr>
       </w:pPr>
       <w:r>
         <w:rPr>
@@ -8277,6 +8237,9 @@
         <w:jc w:val="both"/>
       </w:pPr>
       <w:r>
+        <w:rPr>
+          <w:noProof/>
+        </w:rPr>
         <w:drawing>
           <wp:inline distT="0" distB="0" distL="0" distR="0" wp14:anchorId="1FC159B0" wp14:editId="5121F0E2">
             <wp:extent cx="13053187" cy="603849"/>
@@ -9240,6 +9203,9 @@
         <w:jc w:val="both"/>
       </w:pPr>
       <w:r>
+        <w:rPr>
+          <w:noProof/>
+        </w:rPr>
         <w:drawing>
           <wp:inline distT="0" distB="0" distL="0" distR="0" wp14:anchorId="6CDBC2B2" wp14:editId="3BEF362D">
             <wp:extent cx="5943600" cy="1363980"/>
@@ -9373,6 +9339,7 @@
         <w:rPr>
           <w:lang w:val="ru-RU"/>
         </w:rPr>
+        <w:lastRenderedPageBreak/>
         <w:t>издательство из коллекции </w:t>
       </w:r>
       <w:proofErr w:type="spellStart"/>
@@ -9401,7 +9368,6 @@
         <w:rPr>
           <w:lang w:val="ru-RU"/>
         </w:rPr>
-        <w:lastRenderedPageBreak/>
         <w:t xml:space="preserve">Для этого используется агрегация </w:t>
       </w:r>
       <w:proofErr w:type="spellStart"/>
@@ -9462,33 +9428,102 @@
     <w:p>
       <w:pPr>
         <w:pStyle w:val="aff8"/>
-      </w:pPr>
-      <w:r>
+        <w:rPr>
+          <w:lang w:val="ru-RU"/>
+        </w:rPr>
+      </w:pPr>
+      <w:r>
+        <w:rPr>
+          <w:lang w:val="ru-RU"/>
+        </w:rPr>
         <w:t>{</w:t>
       </w:r>
     </w:p>
     <w:p>
       <w:pPr>
         <w:pStyle w:val="aff8"/>
-      </w:pPr>
-      <w:r>
-        <w:t xml:space="preserve">  "_id": "OBJECT_ID",</w:t>
+        <w:rPr>
+          <w:lang w:val="ru-RU"/>
+        </w:rPr>
+      </w:pPr>
+      <w:r>
+        <w:rPr>
+          <w:lang w:val="ru-RU"/>
+        </w:rPr>
+        <w:t xml:space="preserve">  "_</w:t>
+      </w:r>
+      <w:r>
+        <w:t>id</w:t>
+      </w:r>
+      <w:r>
+        <w:rPr>
+          <w:lang w:val="ru-RU"/>
+        </w:rPr>
+        <w:t>": "</w:t>
+      </w:r>
+      <w:r>
+        <w:t>OBJECT</w:t>
+      </w:r>
+      <w:r>
+        <w:rPr>
+          <w:lang w:val="ru-RU"/>
+        </w:rPr>
+        <w:t>_</w:t>
+      </w:r>
+      <w:r>
+        <w:t>ID</w:t>
+      </w:r>
+      <w:r>
+        <w:rPr>
+          <w:lang w:val="ru-RU"/>
+        </w:rPr>
+        <w:t>",</w:t>
       </w:r>
     </w:p>
     <w:p>
       <w:pPr>
         <w:pStyle w:val="aff8"/>
-      </w:pPr>
-      <w:r>
-        <w:t xml:space="preserve">  "title": "1984",</w:t>
+        <w:rPr>
+          <w:lang w:val="ru-RU"/>
+        </w:rPr>
+      </w:pPr>
+      <w:r>
+        <w:rPr>
+          <w:lang w:val="ru-RU"/>
+        </w:rPr>
+        <w:t xml:space="preserve">  "</w:t>
+      </w:r>
+      <w:r>
+        <w:t>title</w:t>
+      </w:r>
+      <w:r>
+        <w:rPr>
+          <w:lang w:val="ru-RU"/>
+        </w:rPr>
+        <w:t>": "1984",</w:t>
       </w:r>
     </w:p>
     <w:p>
       <w:pPr>
         <w:pStyle w:val="aff8"/>
-      </w:pPr>
-      <w:r>
-        <w:t xml:space="preserve">  "year": 1949,</w:t>
+        <w:rPr>
+          <w:lang w:val="ru-RU"/>
+        </w:rPr>
+      </w:pPr>
+      <w:r>
+        <w:rPr>
+          <w:lang w:val="ru-RU"/>
+        </w:rPr>
+        <w:t xml:space="preserve">  "</w:t>
+      </w:r>
+      <w:r>
+        <w:t>year</w:t>
+      </w:r>
+      <w:r>
+        <w:rPr>
+          <w:lang w:val="ru-RU"/>
+        </w:rPr>
+        <w:t>": 1949,</w:t>
       </w:r>
     </w:p>
     <w:p>
@@ -9496,7 +9531,13 @@
         <w:pStyle w:val="aff8"/>
       </w:pPr>
       <w:r>
-        <w:t xml:space="preserve">  "</w:t>
+        <w:rPr>
+          <w:lang w:val="ru-RU"/>
+        </w:rPr>
+        <w:t xml:space="preserve">  </w:t>
+      </w:r>
+      <w:r>
+        <w:t>"</w:t>
       </w:r>
       <w:proofErr w:type="spellStart"/>
       <w:r>
@@ -9737,17 +9778,11 @@
     <w:p>
       <w:pPr>
         <w:pStyle w:val="aff8"/>
-        <w:rPr>
-          <w:lang w:val="ru-RU"/>
-        </w:rPr>
       </w:pPr>
       <w:r>
         <w:t xml:space="preserve">  </w:t>
       </w:r>
       <w:r>
-        <w:rPr>
-          <w:lang w:val="ru-RU"/>
-        </w:rPr>
         <w:t>}</w:t>
       </w:r>
     </w:p>
@@ -9776,6 +9811,7 @@
         <w:rPr>
           <w:b/>
           <w:bCs/>
+          <w:noProof/>
         </w:rPr>
         <w:lastRenderedPageBreak/>
         <w:drawing>
@@ -10039,6 +10075,9 @@
         <w:jc w:val="both"/>
       </w:pPr>
       <w:r>
+        <w:rPr>
+          <w:noProof/>
+        </w:rPr>
         <w:drawing>
           <wp:inline distT="0" distB="0" distL="0" distR="0" wp14:anchorId="18F650DF" wp14:editId="5C86768E">
             <wp:extent cx="5943600" cy="2059305"/>
@@ -10305,6 +10344,9 @@
     <w:p>
       <w:pPr>
         <w:jc w:val="both"/>
+        <w:rPr>
+          <w:lang w:val="ru-RU"/>
+        </w:rPr>
       </w:pPr>
       <w:r>
         <w:rPr>
@@ -10332,6 +10374,9 @@
         <w:jc w:val="both"/>
       </w:pPr>
       <w:r>
+        <w:rPr>
+          <w:noProof/>
+        </w:rPr>
         <w:drawing>
           <wp:inline distT="0" distB="0" distL="0" distR="0" wp14:anchorId="532964C4" wp14:editId="5BFD3BDC">
             <wp:extent cx="5943600" cy="2066290"/>
@@ -12651,6 +12696,9 @@
         <w:jc w:val="center"/>
       </w:pPr>
       <w:r>
+        <w:rPr>
+          <w:noProof/>
+        </w:rPr>
         <w:drawing>
           <wp:inline distT="0" distB="0" distL="0" distR="0" wp14:anchorId="03A3EAB0" wp14:editId="55CF1509">
             <wp:extent cx="6723316" cy="1569492"/>
@@ -12839,6 +12887,7 @@
         <w:rPr>
           <w:b/>
           <w:bCs/>
+          <w:noProof/>
         </w:rPr>
         <w:drawing>
           <wp:inline distT="0" distB="0" distL="0" distR="0" wp14:anchorId="3D967145" wp14:editId="4F8445D9">
@@ -13712,6 +13761,9 @@
         <w:jc w:val="center"/>
       </w:pPr>
       <w:r>
+        <w:rPr>
+          <w:noProof/>
+        </w:rPr>
         <w:drawing>
           <wp:inline distT="0" distB="0" distL="0" distR="0" wp14:anchorId="50764161" wp14:editId="48DBC049">
             <wp:extent cx="6662475" cy="1531088"/>
@@ -13750,57 +13802,51 @@
       </w:r>
     </w:p>
     <w:p>
-      <w:pPr>
-        <w:rPr>
-          <w:lang w:val="ru-RU"/>
-        </w:rPr>
-      </w:pPr>
-      <w:r>
-        <w:rPr>
-          <w:lang w:val="ru-RU"/>
-        </w:rPr>
-        <w:t>Поля жанра:</w:t>
+      <w:r>
+        <w:rPr>
+          <w:lang w:val="ru-RU"/>
+        </w:rPr>
+        <w:t>Поля</w:t>
+      </w:r>
+      <w:r>
+        <w:t xml:space="preserve"> </w:t>
+      </w:r>
+      <w:r>
+        <w:rPr>
+          <w:lang w:val="ru-RU"/>
+        </w:rPr>
+        <w:t>жанра</w:t>
+      </w:r>
+      <w:r>
+        <w:t>:</w:t>
       </w:r>
     </w:p>
     <w:p>
       <w:pPr>
         <w:pStyle w:val="aff8"/>
-        <w:rPr>
-          <w:lang w:val="ru-RU"/>
-        </w:rPr>
-      </w:pPr>
-      <w:r>
-        <w:rPr>
-          <w:lang w:val="ru-RU"/>
-        </w:rPr>
+      </w:pPr>
+      <w:r>
         <w:t>{</w:t>
       </w:r>
     </w:p>
     <w:p>
       <w:pPr>
         <w:pStyle w:val="aff8"/>
-        <w:rPr>
-          <w:lang w:val="ru-RU"/>
-        </w:rPr>
-      </w:pPr>
-      <w:r>
-        <w:rPr>
-          <w:lang w:val="ru-RU"/>
-        </w:rPr>
+      </w:pPr>
+      <w:r>
         <w:t xml:space="preserve">  "</w:t>
       </w:r>
       <w:proofErr w:type="spellStart"/>
-      <w:r>
-        <w:rPr>
-          <w:lang w:val="ru-RU"/>
-        </w:rPr>
-        <w:t>genre_name</w:t>
+      <w:proofErr w:type="gramStart"/>
+      <w:r>
+        <w:t>genre</w:t>
+      </w:r>
+      <w:proofErr w:type="gramEnd"/>
+      <w:r>
+        <w:t>_name</w:t>
       </w:r>
       <w:proofErr w:type="spellEnd"/>
       <w:r>
-        <w:rPr>
-          <w:lang w:val="ru-RU"/>
-        </w:rPr>
         <w:t>": "Fantasy"</w:t>
       </w:r>
     </w:p>
@@ -13829,6 +13875,7 @@
         <w:rPr>
           <w:b/>
           <w:bCs/>
+          <w:noProof/>
         </w:rPr>
         <w:drawing>
           <wp:inline distT="0" distB="0" distL="0" distR="0" wp14:anchorId="57C66701" wp14:editId="716A7025">
@@ -14707,6 +14754,9 @@
     </w:tbl>
     <w:p>
       <w:r>
+        <w:rPr>
+          <w:noProof/>
+        </w:rPr>
         <w:drawing>
           <wp:inline distT="0" distB="0" distL="0" distR="0" wp14:anchorId="235D7B0B" wp14:editId="7506FAA8">
             <wp:extent cx="5943600" cy="1365250"/>
@@ -14802,62 +14852,6 @@
     <w:p>
       <w:pPr>
         <w:pStyle w:val="aff8"/>
-        <w:rPr>
-          <w:lang w:val="ru-RU"/>
-        </w:rPr>
-      </w:pPr>
-      <w:r>
-        <w:rPr>
-          <w:lang w:val="ru-RU"/>
-        </w:rPr>
-        <w:t xml:space="preserve">  "</w:t>
-      </w:r>
-      <w:proofErr w:type="spellStart"/>
-      <w:r>
-        <w:rPr>
-          <w:lang w:val="ru-RU"/>
-        </w:rPr>
-        <w:t>publisher_city</w:t>
-      </w:r>
-      <w:proofErr w:type="spellEnd"/>
-      <w:r>
-        <w:rPr>
-          <w:lang w:val="ru-RU"/>
-        </w:rPr>
-        <w:t>": "Город",</w:t>
-      </w:r>
-    </w:p>
-    <w:p>
-      <w:pPr>
-        <w:pStyle w:val="aff8"/>
-        <w:rPr>
-          <w:lang w:val="ru-RU"/>
-        </w:rPr>
-      </w:pPr>
-      <w:r>
-        <w:rPr>
-          <w:lang w:val="ru-RU"/>
-        </w:rPr>
-        <w:t xml:space="preserve">  "</w:t>
-      </w:r>
-      <w:proofErr w:type="spellStart"/>
-      <w:r>
-        <w:rPr>
-          <w:lang w:val="ru-RU"/>
-        </w:rPr>
-        <w:t>email</w:t>
-      </w:r>
-      <w:proofErr w:type="spellEnd"/>
-      <w:r>
-        <w:rPr>
-          <w:lang w:val="ru-RU"/>
-        </w:rPr>
-        <w:t>": "publisher@example.com",</w:t>
-      </w:r>
-    </w:p>
-    <w:p>
-      <w:pPr>
-        <w:pStyle w:val="aff8"/>
       </w:pPr>
       <w:r>
         <w:rPr>
@@ -14875,6 +14869,47 @@
       </w:r>
       <w:proofErr w:type="gramEnd"/>
       <w:r>
+        <w:t>_city</w:t>
+      </w:r>
+      <w:proofErr w:type="spellEnd"/>
+      <w:r>
+        <w:t>": "</w:t>
+      </w:r>
+      <w:r>
+        <w:rPr>
+          <w:lang w:val="ru-RU"/>
+        </w:rPr>
+        <w:t>Город</w:t>
+      </w:r>
+      <w:r>
+        <w:t>",</w:t>
+      </w:r>
+    </w:p>
+    <w:p>
+      <w:pPr>
+        <w:pStyle w:val="aff8"/>
+      </w:pPr>
+      <w:r>
+        <w:t xml:space="preserve">  "email": "publisher@example.com",</w:t>
+      </w:r>
+    </w:p>
+    <w:p>
+      <w:pPr>
+        <w:pStyle w:val="aff8"/>
+      </w:pPr>
+      <w:r>
+        <w:t xml:space="preserve">  </w:t>
+      </w:r>
+      <w:r>
+        <w:t>"</w:t>
+      </w:r>
+      <w:proofErr w:type="spellStart"/>
+      <w:proofErr w:type="gramStart"/>
+      <w:r>
+        <w:t>publisher</w:t>
+      </w:r>
+      <w:proofErr w:type="gramEnd"/>
+      <w:r>
         <w:t>_website</w:t>
       </w:r>
       <w:proofErr w:type="spellEnd"/>
@@ -14907,6 +14942,7 @@
         <w:rPr>
           <w:b/>
           <w:bCs/>
+          <w:noProof/>
         </w:rPr>
         <w:lastRenderedPageBreak/>
         <w:drawing>
@@ -15414,7 +15450,7 @@
           <w:lang w:val="ru-RU"/>
         </w:rPr>
       </w:pPr>
-      <w:bookmarkStart w:id="14" w:name="_Toc232453581"/>
+      <w:bookmarkStart w:id="14" w:name="_Toc232497789"/>
       <w:r>
         <w:rPr>
           <w:lang w:val="ru-RU"/>
@@ -15760,6 +15796,9 @@
     </w:p>
     <w:p>
       <w:r>
+        <w:rPr>
+          <w:noProof/>
+        </w:rPr>
         <w:drawing>
           <wp:inline distT="0" distB="0" distL="0" distR="0" wp14:anchorId="0ADC7E48" wp14:editId="5CDF4589">
             <wp:extent cx="5943600" cy="582930"/>
@@ -15812,13 +15851,16 @@
       <w:pPr>
         <w:pStyle w:val="1"/>
       </w:pPr>
-      <w:bookmarkStart w:id="15" w:name="_Toc232453582"/>
+      <w:bookmarkStart w:id="15" w:name="_Toc232497790"/>
       <w:r>
         <w:rPr>
           <w:lang w:val="ru-RU"/>
         </w:rPr>
         <w:lastRenderedPageBreak/>
-        <w:t xml:space="preserve">Часть 3. </w:t>
+        <w:t>Часть</w:t>
+      </w:r>
+      <w:r>
+        <w:t xml:space="preserve"> 3. </w:t>
       </w:r>
       <w:r>
         <w:t>Frontend.</w:t>
@@ -15829,7 +15871,7 @@
       <w:pPr>
         <w:pStyle w:val="21"/>
       </w:pPr>
-      <w:bookmarkStart w:id="16" w:name="_Toc232453583"/>
+      <w:bookmarkStart w:id="16" w:name="_Toc232497791"/>
       <w:r>
         <w:t xml:space="preserve">3.1 </w:t>
       </w:r>
@@ -15975,7 +16017,7 @@
           <w:lang w:val="ru-RU"/>
         </w:rPr>
       </w:pPr>
-      <w:bookmarkStart w:id="17" w:name="_Toc232453584"/>
+      <w:bookmarkStart w:id="17" w:name="_Toc232497792"/>
       <w:r>
         <w:t xml:space="preserve">3.2 </w:t>
       </w:r>
@@ -16860,7 +16902,7 @@
           <w:lang w:val="ru-RU"/>
         </w:rPr>
       </w:pPr>
-      <w:bookmarkStart w:id="18" w:name="_Toc232453585"/>
+      <w:bookmarkStart w:id="18" w:name="_Toc232497793"/>
       <w:r>
         <w:t xml:space="preserve">3.3 </w:t>
       </w:r>
@@ -17068,7 +17110,7 @@
           <w:lang w:val="ru-RU"/>
         </w:rPr>
       </w:pPr>
-      <w:bookmarkStart w:id="19" w:name="_Toc232453586"/>
+      <w:bookmarkStart w:id="19" w:name="_Toc232497794"/>
       <w:r>
         <w:t xml:space="preserve">3.4 </w:t>
       </w:r>
@@ -17426,7 +17468,7 @@
           <w:lang w:val="ru-RU"/>
         </w:rPr>
       </w:pPr>
-      <w:bookmarkStart w:id="20" w:name="_Toc232453587"/>
+      <w:bookmarkStart w:id="20" w:name="_Toc232497795"/>
       <w:r>
         <w:t xml:space="preserve">3.5 </w:t>
       </w:r>
@@ -17441,9 +17483,6 @@
     <w:p>
       <w:pPr>
         <w:pStyle w:val="aff8"/>
-        <w:rPr>
-          <w:lang w:val="ru-RU"/>
-        </w:rPr>
       </w:pPr>
       <w:proofErr w:type="spellStart"/>
       <w:r>
@@ -17463,719 +17502,182 @@
     <w:p>
       <w:pPr>
         <w:pStyle w:val="aff8"/>
-        <w:rPr>
-          <w:lang w:val="ru-RU"/>
-        </w:rPr>
-      </w:pPr>
-      <w:r>
-        <w:rPr>
-          <w:lang w:val="ru-RU"/>
-        </w:rPr>
+      </w:pPr>
+      <w:r>
+        <w:t>├── public/</w:t>
+      </w:r>
+    </w:p>
+    <w:p>
+      <w:pPr>
+        <w:pStyle w:val="aff8"/>
+      </w:pPr>
+      <w:r>
+        <w:t xml:space="preserve">├── </w:t>
+      </w:r>
+      <w:proofErr w:type="spellStart"/>
+      <w:r>
+        <w:t>src</w:t>
+      </w:r>
+      <w:proofErr w:type="spellEnd"/>
+      <w:r>
+        <w:t>/</w:t>
+      </w:r>
+    </w:p>
+    <w:p>
+      <w:pPr>
+        <w:pStyle w:val="aff8"/>
+      </w:pPr>
+      <w:r>
+        <w:t xml:space="preserve">│   ├── </w:t>
+      </w:r>
+      <w:proofErr w:type="spellStart"/>
+      <w:r>
+        <w:t>api</w:t>
+      </w:r>
+      <w:proofErr w:type="spellEnd"/>
+      <w:r>
+        <w:t>/</w:t>
+      </w:r>
+    </w:p>
+    <w:p>
+      <w:pPr>
+        <w:pStyle w:val="aff8"/>
+      </w:pPr>
+      <w:r>
+        <w:t>│   │   └── libraryApi.js</w:t>
+      </w:r>
+    </w:p>
+    <w:p>
+      <w:pPr>
+        <w:pStyle w:val="aff8"/>
+      </w:pPr>
+      <w:r>
+        <w:t>│   ├── components/</w:t>
+      </w:r>
+    </w:p>
+    <w:p>
+      <w:pPr>
+        <w:pStyle w:val="aff8"/>
+      </w:pPr>
+      <w:r>
+        <w:t xml:space="preserve">│   │   ├── </w:t>
+      </w:r>
+      <w:r>
+        <w:t>*</w:t>
+      </w:r>
+      <w:r>
+        <w:t>.</w:t>
+      </w:r>
+      <w:proofErr w:type="spellStart"/>
+      <w:r>
+        <w:t>vue</w:t>
+      </w:r>
+      <w:proofErr w:type="spellEnd"/>
+    </w:p>
+    <w:p>
+      <w:pPr>
+        <w:pStyle w:val="aff8"/>
+      </w:pPr>
+      <w:r>
+        <w:t>│   ├── pages/</w:t>
+      </w:r>
+    </w:p>
+    <w:p>
+      <w:pPr>
+        <w:pStyle w:val="aff8"/>
+      </w:pPr>
+      <w:r>
+        <w:t xml:space="preserve">│   │   ├── </w:t>
+      </w:r>
+      <w:r>
+        <w:t>*</w:t>
+      </w:r>
+      <w:r>
+        <w:t>.</w:t>
+      </w:r>
+      <w:proofErr w:type="spellStart"/>
+      <w:r>
+        <w:t>vue</w:t>
+      </w:r>
+      <w:proofErr w:type="spellEnd"/>
+    </w:p>
+    <w:p>
+      <w:pPr>
+        <w:pStyle w:val="aff8"/>
+      </w:pPr>
+      <w:r>
+        <w:t>│   ├── router/</w:t>
+      </w:r>
+    </w:p>
+    <w:p>
+      <w:pPr>
+        <w:pStyle w:val="aff8"/>
+      </w:pPr>
+      <w:r>
+        <w:t>│   │   └── index.js</w:t>
+      </w:r>
+    </w:p>
+    <w:p>
+      <w:pPr>
+        <w:pStyle w:val="aff8"/>
+      </w:pPr>
+      <w:r>
+        <w:t xml:space="preserve">│   ├── </w:t>
+      </w:r>
+      <w:proofErr w:type="spellStart"/>
+      <w:r>
+        <w:t>App.vue</w:t>
+      </w:r>
+      <w:proofErr w:type="spellEnd"/>
+    </w:p>
+    <w:p>
+      <w:pPr>
+        <w:pStyle w:val="aff8"/>
+      </w:pPr>
+      <w:r>
+        <w:lastRenderedPageBreak/>
+        <w:t>│   ├── main.js</w:t>
+      </w:r>
+    </w:p>
+    <w:p>
+      <w:pPr>
+        <w:pStyle w:val="aff8"/>
+      </w:pPr>
+      <w:r>
+        <w:t>│   └── style.css</w:t>
+      </w:r>
+    </w:p>
+    <w:p>
+      <w:pPr>
+        <w:pStyle w:val="aff8"/>
+      </w:pPr>
+      <w:r>
         <w:t>│</w:t>
       </w:r>
     </w:p>
     <w:p>
       <w:pPr>
         <w:pStyle w:val="aff8"/>
-        <w:rPr>
-          <w:lang w:val="ru-RU"/>
-        </w:rPr>
-      </w:pPr>
-      <w:r>
-        <w:rPr>
-          <w:lang w:val="ru-RU"/>
-        </w:rPr>
+      </w:pPr>
+      <w:r>
         <w:t xml:space="preserve">├── </w:t>
       </w:r>
       <w:proofErr w:type="spellStart"/>
       <w:r>
-        <w:rPr>
-          <w:lang w:val="ru-RU"/>
-        </w:rPr>
-        <w:t>public</w:t>
+        <w:t>Dockerfile</w:t>
       </w:r>
       <w:proofErr w:type="spellEnd"/>
-      <w:r>
-        <w:rPr>
-          <w:lang w:val="ru-RU"/>
-        </w:rPr>
-        <w:t>/</w:t>
-      </w:r>
     </w:p>
     <w:p>
       <w:pPr>
         <w:pStyle w:val="aff8"/>
-        <w:rPr>
-          <w:lang w:val="ru-RU"/>
-        </w:rPr>
-      </w:pPr>
-      <w:r>
-        <w:rPr>
-          <w:lang w:val="ru-RU"/>
-        </w:rPr>
-        <w:t>│</w:t>
-      </w:r>
-    </w:p>
-    <w:p>
-      <w:pPr>
-        <w:pStyle w:val="aff8"/>
-        <w:rPr>
-          <w:lang w:val="ru-RU"/>
-        </w:rPr>
-      </w:pPr>
-      <w:r>
-        <w:rPr>
-          <w:lang w:val="ru-RU"/>
-        </w:rPr>
-        <w:t xml:space="preserve">├── </w:t>
-      </w:r>
-      <w:proofErr w:type="spellStart"/>
-      <w:r>
-        <w:rPr>
-          <w:lang w:val="ru-RU"/>
-        </w:rPr>
-        <w:t>src</w:t>
-      </w:r>
-      <w:proofErr w:type="spellEnd"/>
-      <w:r>
-        <w:rPr>
-          <w:lang w:val="ru-RU"/>
-        </w:rPr>
-        <w:t>/</w:t>
-      </w:r>
-    </w:p>
-    <w:p>
-      <w:pPr>
-        <w:pStyle w:val="aff8"/>
-        <w:rPr>
-          <w:lang w:val="ru-RU"/>
-        </w:rPr>
-      </w:pPr>
-      <w:r>
-        <w:rPr>
-          <w:lang w:val="ru-RU"/>
-        </w:rPr>
-        <w:t xml:space="preserve">│   ├── </w:t>
-      </w:r>
-      <w:proofErr w:type="spellStart"/>
-      <w:r>
-        <w:rPr>
-          <w:lang w:val="ru-RU"/>
-        </w:rPr>
-        <w:t>api</w:t>
-      </w:r>
-      <w:proofErr w:type="spellEnd"/>
-      <w:r>
-        <w:rPr>
-          <w:lang w:val="ru-RU"/>
-        </w:rPr>
-        <w:t>/</w:t>
-      </w:r>
-    </w:p>
-    <w:p>
-      <w:pPr>
-        <w:pStyle w:val="aff8"/>
-        <w:rPr>
-          <w:lang w:val="ru-RU"/>
-        </w:rPr>
-      </w:pPr>
-      <w:r>
-        <w:rPr>
-          <w:lang w:val="ru-RU"/>
-        </w:rPr>
-        <w:t>│   │   └── libraryApi.js</w:t>
-      </w:r>
-    </w:p>
-    <w:p>
-      <w:pPr>
-        <w:pStyle w:val="aff8"/>
-        <w:rPr>
-          <w:lang w:val="ru-RU"/>
-        </w:rPr>
-      </w:pPr>
-      <w:r>
-        <w:rPr>
-          <w:lang w:val="ru-RU"/>
-        </w:rPr>
-        <w:t>│   │</w:t>
-      </w:r>
-    </w:p>
-    <w:p>
-      <w:pPr>
-        <w:pStyle w:val="aff8"/>
-        <w:rPr>
-          <w:lang w:val="ru-RU"/>
-        </w:rPr>
-      </w:pPr>
-      <w:r>
-        <w:rPr>
-          <w:lang w:val="ru-RU"/>
-        </w:rPr>
-        <w:t xml:space="preserve">│   ├── </w:t>
-      </w:r>
-      <w:proofErr w:type="spellStart"/>
-      <w:r>
-        <w:rPr>
-          <w:lang w:val="ru-RU"/>
-        </w:rPr>
-        <w:t>components</w:t>
-      </w:r>
-      <w:proofErr w:type="spellEnd"/>
-      <w:r>
-        <w:rPr>
-          <w:lang w:val="ru-RU"/>
-        </w:rPr>
-        <w:t>/</w:t>
-      </w:r>
-    </w:p>
-    <w:p>
-      <w:pPr>
-        <w:pStyle w:val="aff8"/>
-        <w:rPr>
-          <w:lang w:val="ru-RU"/>
-        </w:rPr>
-      </w:pPr>
-      <w:r>
-        <w:rPr>
-          <w:lang w:val="ru-RU"/>
-        </w:rPr>
-        <w:t xml:space="preserve">│   │   ├── </w:t>
-      </w:r>
-      <w:proofErr w:type="spellStart"/>
-      <w:r>
-        <w:rPr>
-          <w:lang w:val="ru-RU"/>
-        </w:rPr>
-        <w:t>AppButton.vue</w:t>
-      </w:r>
-      <w:proofErr w:type="spellEnd"/>
-    </w:p>
-    <w:p>
-      <w:pPr>
-        <w:pStyle w:val="aff8"/>
-        <w:rPr>
-          <w:lang w:val="ru-RU"/>
-        </w:rPr>
-      </w:pPr>
-      <w:r>
-        <w:rPr>
-          <w:lang w:val="ru-RU"/>
-        </w:rPr>
-        <w:t xml:space="preserve">│   │   ├── </w:t>
-      </w:r>
-      <w:proofErr w:type="spellStart"/>
-      <w:r>
-        <w:rPr>
-          <w:lang w:val="ru-RU"/>
-        </w:rPr>
-        <w:t>AuthorForm.vue</w:t>
-      </w:r>
-      <w:proofErr w:type="spellEnd"/>
-    </w:p>
-    <w:p>
-      <w:pPr>
-        <w:pStyle w:val="aff8"/>
-        <w:rPr>
-          <w:lang w:val="ru-RU"/>
-        </w:rPr>
-      </w:pPr>
-      <w:r>
-        <w:rPr>
-          <w:lang w:val="ru-RU"/>
-        </w:rPr>
-        <w:t xml:space="preserve">│   │   ├── </w:t>
-      </w:r>
-      <w:proofErr w:type="spellStart"/>
-      <w:r>
-        <w:rPr>
-          <w:lang w:val="ru-RU"/>
-        </w:rPr>
-        <w:t>BaseModal.vue</w:t>
-      </w:r>
-      <w:proofErr w:type="spellEnd"/>
-    </w:p>
-    <w:p>
-      <w:pPr>
-        <w:pStyle w:val="aff8"/>
-        <w:rPr>
-          <w:lang w:val="ru-RU"/>
-        </w:rPr>
-      </w:pPr>
-      <w:r>
-        <w:rPr>
-          <w:lang w:val="ru-RU"/>
-        </w:rPr>
-        <w:lastRenderedPageBreak/>
-        <w:t xml:space="preserve">│   │   ├── </w:t>
-      </w:r>
-      <w:proofErr w:type="spellStart"/>
-      <w:r>
-        <w:rPr>
-          <w:lang w:val="ru-RU"/>
-        </w:rPr>
-        <w:t>BookCard.vue</w:t>
-      </w:r>
-      <w:proofErr w:type="spellEnd"/>
-    </w:p>
-    <w:p>
-      <w:pPr>
-        <w:pStyle w:val="aff8"/>
-        <w:rPr>
-          <w:lang w:val="ru-RU"/>
-        </w:rPr>
-      </w:pPr>
-      <w:r>
-        <w:rPr>
-          <w:lang w:val="ru-RU"/>
-        </w:rPr>
-        <w:t xml:space="preserve">│   │   ├── </w:t>
-      </w:r>
-      <w:proofErr w:type="spellStart"/>
-      <w:r>
-        <w:rPr>
-          <w:lang w:val="ru-RU"/>
-        </w:rPr>
-        <w:t>BookForm.vue</w:t>
-      </w:r>
-      <w:proofErr w:type="spellEnd"/>
-    </w:p>
-    <w:p>
-      <w:pPr>
-        <w:pStyle w:val="aff8"/>
-        <w:rPr>
-          <w:lang w:val="ru-RU"/>
-        </w:rPr>
-      </w:pPr>
-      <w:r>
-        <w:rPr>
-          <w:lang w:val="ru-RU"/>
-        </w:rPr>
-        <w:t xml:space="preserve">│   │   ├── </w:t>
-      </w:r>
-      <w:proofErr w:type="spellStart"/>
-      <w:r>
-        <w:rPr>
-          <w:lang w:val="ru-RU"/>
-        </w:rPr>
-        <w:t>GenreForm.vue</w:t>
-      </w:r>
-      <w:proofErr w:type="spellEnd"/>
-    </w:p>
-    <w:p>
-      <w:pPr>
-        <w:pStyle w:val="aff8"/>
-        <w:rPr>
-          <w:lang w:val="ru-RU"/>
-        </w:rPr>
-      </w:pPr>
-      <w:r>
-        <w:rPr>
-          <w:lang w:val="ru-RU"/>
-        </w:rPr>
-        <w:t xml:space="preserve">│   │   ├── </w:t>
-      </w:r>
-      <w:proofErr w:type="spellStart"/>
-      <w:r>
-        <w:rPr>
-          <w:lang w:val="ru-RU"/>
-        </w:rPr>
-        <w:t>EntitySelect.vue</w:t>
-      </w:r>
-      <w:proofErr w:type="spellEnd"/>
-    </w:p>
-    <w:p>
-      <w:pPr>
-        <w:pStyle w:val="aff8"/>
-        <w:rPr>
-          <w:lang w:val="ru-RU"/>
-        </w:rPr>
-      </w:pPr>
-      <w:r>
-        <w:rPr>
-          <w:lang w:val="ru-RU"/>
-        </w:rPr>
-        <w:t xml:space="preserve">│   │   ├── </w:t>
-      </w:r>
-      <w:proofErr w:type="spellStart"/>
-      <w:r>
-        <w:rPr>
-          <w:lang w:val="ru-RU"/>
-        </w:rPr>
-        <w:t>PageHeader.vue</w:t>
-      </w:r>
-      <w:proofErr w:type="spellEnd"/>
-    </w:p>
-    <w:p>
-      <w:pPr>
-        <w:pStyle w:val="aff8"/>
-        <w:rPr>
-          <w:lang w:val="ru-RU"/>
-        </w:rPr>
-      </w:pPr>
-      <w:r>
-        <w:rPr>
-          <w:lang w:val="ru-RU"/>
-        </w:rPr>
-        <w:t xml:space="preserve">│   │   └── </w:t>
-      </w:r>
-      <w:proofErr w:type="spellStart"/>
-      <w:r>
-        <w:rPr>
-          <w:lang w:val="ru-RU"/>
-        </w:rPr>
-        <w:t>PublisherForm.vue</w:t>
-      </w:r>
-      <w:proofErr w:type="spellEnd"/>
-    </w:p>
-    <w:p>
-      <w:pPr>
-        <w:pStyle w:val="aff8"/>
-        <w:rPr>
-          <w:lang w:val="ru-RU"/>
-        </w:rPr>
-      </w:pPr>
-      <w:r>
-        <w:rPr>
-          <w:lang w:val="ru-RU"/>
-        </w:rPr>
-        <w:t>│   │</w:t>
-      </w:r>
-    </w:p>
-    <w:p>
-      <w:pPr>
-        <w:pStyle w:val="aff8"/>
-        <w:rPr>
-          <w:lang w:val="ru-RU"/>
-        </w:rPr>
-      </w:pPr>
-      <w:r>
-        <w:rPr>
-          <w:lang w:val="ru-RU"/>
-        </w:rPr>
-        <w:t xml:space="preserve">│   ├── </w:t>
-      </w:r>
-      <w:proofErr w:type="spellStart"/>
-      <w:r>
-        <w:rPr>
-          <w:lang w:val="ru-RU"/>
-        </w:rPr>
-        <w:t>pages</w:t>
-      </w:r>
-      <w:proofErr w:type="spellEnd"/>
-      <w:r>
-        <w:rPr>
-          <w:lang w:val="ru-RU"/>
-        </w:rPr>
-        <w:t>/</w:t>
-      </w:r>
-    </w:p>
-    <w:p>
-      <w:pPr>
-        <w:pStyle w:val="aff8"/>
-        <w:rPr>
-          <w:lang w:val="ru-RU"/>
-        </w:rPr>
-      </w:pPr>
-      <w:r>
-        <w:rPr>
-          <w:lang w:val="ru-RU"/>
-        </w:rPr>
-        <w:t xml:space="preserve">│   │   ├── </w:t>
-      </w:r>
-      <w:proofErr w:type="spellStart"/>
-      <w:r>
-        <w:rPr>
-          <w:lang w:val="ru-RU"/>
-        </w:rPr>
-        <w:t>AboutPage.vue</w:t>
-      </w:r>
-      <w:proofErr w:type="spellEnd"/>
-    </w:p>
-    <w:p>
-      <w:pPr>
-        <w:pStyle w:val="aff8"/>
-        <w:rPr>
-          <w:lang w:val="ru-RU"/>
-        </w:rPr>
-      </w:pPr>
-      <w:r>
-        <w:rPr>
-          <w:lang w:val="ru-RU"/>
-        </w:rPr>
-        <w:t xml:space="preserve">│   │   ├── </w:t>
-      </w:r>
-      <w:proofErr w:type="spellStart"/>
-      <w:r>
-        <w:rPr>
-          <w:lang w:val="ru-RU"/>
-        </w:rPr>
-        <w:t>AuthorsPage.vue</w:t>
-      </w:r>
-      <w:proofErr w:type="spellEnd"/>
-    </w:p>
-    <w:p>
-      <w:pPr>
-        <w:pStyle w:val="aff8"/>
-        <w:rPr>
-          <w:lang w:val="ru-RU"/>
-        </w:rPr>
-      </w:pPr>
-      <w:r>
-        <w:rPr>
-          <w:lang w:val="ru-RU"/>
-        </w:rPr>
-        <w:t xml:space="preserve">│   │   ├── </w:t>
-      </w:r>
-      <w:proofErr w:type="spellStart"/>
-      <w:r>
-        <w:rPr>
-          <w:lang w:val="ru-RU"/>
-        </w:rPr>
-        <w:t>BookDetailsPage.vue</w:t>
-      </w:r>
-      <w:proofErr w:type="spellEnd"/>
-    </w:p>
-    <w:p>
-      <w:pPr>
-        <w:pStyle w:val="aff8"/>
-        <w:rPr>
-          <w:lang w:val="ru-RU"/>
-        </w:rPr>
-      </w:pPr>
-      <w:r>
-        <w:rPr>
-          <w:lang w:val="ru-RU"/>
-        </w:rPr>
-        <w:t xml:space="preserve">│   │   ├── </w:t>
-      </w:r>
-      <w:proofErr w:type="spellStart"/>
-      <w:r>
-        <w:rPr>
-          <w:lang w:val="ru-RU"/>
-        </w:rPr>
-        <w:t>BooksPage.vue</w:t>
-      </w:r>
-      <w:proofErr w:type="spellEnd"/>
-    </w:p>
-    <w:p>
-      <w:pPr>
-        <w:pStyle w:val="aff8"/>
-        <w:rPr>
-          <w:lang w:val="ru-RU"/>
-        </w:rPr>
-      </w:pPr>
-      <w:r>
-        <w:rPr>
-          <w:lang w:val="ru-RU"/>
-        </w:rPr>
-        <w:t xml:space="preserve">│   │   ├── </w:t>
-      </w:r>
-      <w:proofErr w:type="spellStart"/>
-      <w:r>
-        <w:rPr>
-          <w:lang w:val="ru-RU"/>
-        </w:rPr>
-        <w:t>GenresPage.vue</w:t>
-      </w:r>
-      <w:proofErr w:type="spellEnd"/>
-    </w:p>
-    <w:p>
-      <w:pPr>
-        <w:pStyle w:val="aff8"/>
-        <w:rPr>
-          <w:lang w:val="ru-RU"/>
-        </w:rPr>
-      </w:pPr>
-      <w:r>
-        <w:rPr>
-          <w:lang w:val="ru-RU"/>
-        </w:rPr>
-        <w:t xml:space="preserve">│   │   └── </w:t>
-      </w:r>
-      <w:proofErr w:type="spellStart"/>
-      <w:r>
-        <w:rPr>
-          <w:lang w:val="ru-RU"/>
-        </w:rPr>
-        <w:t>PublishersPage.vue</w:t>
-      </w:r>
-      <w:proofErr w:type="spellEnd"/>
-    </w:p>
-    <w:p>
-      <w:pPr>
-        <w:pStyle w:val="aff8"/>
-        <w:rPr>
-          <w:lang w:val="ru-RU"/>
-        </w:rPr>
-      </w:pPr>
-      <w:r>
-        <w:rPr>
-          <w:lang w:val="ru-RU"/>
-        </w:rPr>
-        <w:t>│   │</w:t>
-      </w:r>
-    </w:p>
-    <w:p>
-      <w:pPr>
-        <w:pStyle w:val="aff8"/>
-        <w:rPr>
-          <w:lang w:val="ru-RU"/>
-        </w:rPr>
-      </w:pPr>
-      <w:r>
-        <w:rPr>
-          <w:lang w:val="ru-RU"/>
-        </w:rPr>
-        <w:t xml:space="preserve">│   ├── </w:t>
-      </w:r>
-      <w:proofErr w:type="spellStart"/>
-      <w:r>
-        <w:rPr>
-          <w:lang w:val="ru-RU"/>
-        </w:rPr>
-        <w:t>router</w:t>
-      </w:r>
-      <w:proofErr w:type="spellEnd"/>
-      <w:r>
-        <w:rPr>
-          <w:lang w:val="ru-RU"/>
-        </w:rPr>
-        <w:t>/</w:t>
-      </w:r>
-    </w:p>
-    <w:p>
-      <w:pPr>
-        <w:pStyle w:val="aff8"/>
-        <w:rPr>
-          <w:lang w:val="ru-RU"/>
-        </w:rPr>
-      </w:pPr>
-      <w:r>
-        <w:rPr>
-          <w:lang w:val="ru-RU"/>
-        </w:rPr>
-        <w:t>│   │   └── index.js</w:t>
-      </w:r>
-    </w:p>
-    <w:p>
-      <w:pPr>
-        <w:pStyle w:val="aff8"/>
-        <w:rPr>
-          <w:lang w:val="ru-RU"/>
-        </w:rPr>
-      </w:pPr>
-      <w:r>
-        <w:rPr>
-          <w:lang w:val="ru-RU"/>
-        </w:rPr>
-        <w:t>│   │</w:t>
-      </w:r>
-    </w:p>
-    <w:p>
-      <w:pPr>
-        <w:pStyle w:val="aff8"/>
-        <w:rPr>
-          <w:lang w:val="ru-RU"/>
-        </w:rPr>
-      </w:pPr>
-      <w:r>
-        <w:rPr>
-          <w:lang w:val="ru-RU"/>
-        </w:rPr>
-        <w:t xml:space="preserve">│   ├── </w:t>
-      </w:r>
-      <w:proofErr w:type="spellStart"/>
-      <w:r>
-        <w:rPr>
-          <w:lang w:val="ru-RU"/>
-        </w:rPr>
-        <w:t>App.vue</w:t>
-      </w:r>
-      <w:proofErr w:type="spellEnd"/>
-    </w:p>
-    <w:p>
-      <w:pPr>
-        <w:pStyle w:val="aff8"/>
-        <w:rPr>
-          <w:lang w:val="ru-RU"/>
-        </w:rPr>
-      </w:pPr>
-      <w:r>
-        <w:rPr>
-          <w:lang w:val="ru-RU"/>
-        </w:rPr>
-        <w:t>│   ├── main.js</w:t>
-      </w:r>
-    </w:p>
-    <w:p>
-      <w:pPr>
-        <w:pStyle w:val="aff8"/>
-        <w:rPr>
-          <w:lang w:val="ru-RU"/>
-        </w:rPr>
-      </w:pPr>
-      <w:r>
-        <w:rPr>
-          <w:lang w:val="ru-RU"/>
-        </w:rPr>
-        <w:t>│   └── style.css</w:t>
-      </w:r>
-    </w:p>
-    <w:p>
-      <w:pPr>
-        <w:pStyle w:val="aff8"/>
-        <w:rPr>
-          <w:lang w:val="ru-RU"/>
-        </w:rPr>
-      </w:pPr>
-      <w:r>
-        <w:rPr>
-          <w:lang w:val="ru-RU"/>
-        </w:rPr>
-        <w:t>│</w:t>
-      </w:r>
-    </w:p>
-    <w:p>
-      <w:pPr>
-        <w:pStyle w:val="aff8"/>
-        <w:rPr>
-          <w:lang w:val="ru-RU"/>
-        </w:rPr>
-      </w:pPr>
-      <w:r>
-        <w:rPr>
-          <w:lang w:val="ru-RU"/>
-        </w:rPr>
-        <w:t xml:space="preserve">├── </w:t>
-      </w:r>
-      <w:proofErr w:type="spellStart"/>
-      <w:r>
-        <w:rPr>
-          <w:lang w:val="ru-RU"/>
-        </w:rPr>
-        <w:t>Dockerfile</w:t>
-      </w:r>
-      <w:proofErr w:type="spellEnd"/>
-    </w:p>
-    <w:p>
-      <w:pPr>
-        <w:pStyle w:val="aff8"/>
-        <w:rPr>
-          <w:lang w:val="ru-RU"/>
-        </w:rPr>
-      </w:pPr>
-      <w:r>
-        <w:rPr>
-          <w:lang w:val="ru-RU"/>
-        </w:rPr>
+      </w:pPr>
+      <w:r>
         <w:t xml:space="preserve">├── </w:t>
       </w:r>
       <w:proofErr w:type="spellStart"/>
       <w:proofErr w:type="gramStart"/>
       <w:r>
-        <w:rPr>
-          <w:lang w:val="ru-RU"/>
-        </w:rPr>
         <w:t>package.json</w:t>
       </w:r>
       <w:proofErr w:type="spellEnd"/>
@@ -18184,543 +17686,23 @@
     <w:p>
       <w:pPr>
         <w:pStyle w:val="aff8"/>
-        <w:rPr>
-          <w:lang w:val="ru-RU"/>
-        </w:rPr>
-      </w:pPr>
-      <w:r>
-        <w:rPr>
-          <w:lang w:val="ru-RU"/>
-        </w:rPr>
+      </w:pPr>
+      <w:r>
         <w:t>└── vite.config.js</w:t>
       </w:r>
     </w:p>
     <w:p>
       <w:pPr>
-        <w:rPr>
-          <w:b/>
-          <w:bCs/>
-          <w:lang w:val="ru-RU"/>
-        </w:rPr>
-      </w:pPr>
-      <w:r>
-        <w:rPr>
-          <w:b/>
-          <w:bCs/>
-          <w:lang w:val="ru-RU"/>
-        </w:rPr>
-        <w:t>Компонентная архитектура</w:t>
-      </w:r>
-    </w:p>
-    <w:p>
-      <w:pPr>
-        <w:rPr>
-          <w:b/>
-          <w:bCs/>
-          <w:lang w:val="ru-RU"/>
-        </w:rPr>
-      </w:pPr>
-      <w:proofErr w:type="spellStart"/>
-      <w:r>
-        <w:rPr>
-          <w:b/>
-          <w:bCs/>
-          <w:lang w:val="ru-RU"/>
-        </w:rPr>
-        <w:t>BookCard</w:t>
-      </w:r>
-      <w:proofErr w:type="spellEnd"/>
-    </w:p>
-    <w:p>
-      <w:pPr>
-        <w:rPr>
-          <w:lang w:val="ru-RU"/>
-        </w:rPr>
-      </w:pPr>
-      <w:r>
-        <w:rPr>
-          <w:lang w:val="ru-RU"/>
-        </w:rPr>
-        <w:t>Компонент отображения информации о книге в виде карточки.</w:t>
-      </w:r>
-    </w:p>
-    <w:p>
-      <w:pPr>
-        <w:rPr>
-          <w:lang w:val="ru-RU"/>
-        </w:rPr>
-      </w:pPr>
-      <w:r>
-        <w:rPr>
-          <w:lang w:val="ru-RU"/>
-        </w:rPr>
-        <w:t>Функции:</w:t>
-      </w:r>
-    </w:p>
-    <w:p>
-      <w:pPr>
-        <w:numPr>
-          <w:ilvl w:val="0"/>
-          <w:numId w:val="30"/>
-        </w:numPr>
-        <w:spacing w:line="240" w:lineRule="auto"/>
-        <w:rPr>
-          <w:lang w:val="ru-RU"/>
-        </w:rPr>
-      </w:pPr>
-      <w:r>
-        <w:rPr>
-          <w:lang w:val="ru-RU"/>
-        </w:rPr>
-        <w:lastRenderedPageBreak/>
-        <w:t>отображение названия книги;</w:t>
-      </w:r>
-    </w:p>
-    <w:p>
-      <w:pPr>
-        <w:numPr>
-          <w:ilvl w:val="0"/>
-          <w:numId w:val="30"/>
-        </w:numPr>
-        <w:spacing w:line="240" w:lineRule="auto"/>
-        <w:rPr>
-          <w:lang w:val="ru-RU"/>
-        </w:rPr>
-      </w:pPr>
-      <w:r>
-        <w:rPr>
-          <w:lang w:val="ru-RU"/>
-        </w:rPr>
-        <w:t>отображение автора;</w:t>
-      </w:r>
-    </w:p>
-    <w:p>
-      <w:pPr>
-        <w:numPr>
-          <w:ilvl w:val="0"/>
-          <w:numId w:val="30"/>
-        </w:numPr>
-        <w:spacing w:line="240" w:lineRule="auto"/>
-        <w:rPr>
-          <w:lang w:val="ru-RU"/>
-        </w:rPr>
-      </w:pPr>
-      <w:r>
-        <w:rPr>
-          <w:lang w:val="ru-RU"/>
-        </w:rPr>
-        <w:t>отображение года издания;</w:t>
-      </w:r>
-    </w:p>
-    <w:p>
-      <w:pPr>
-        <w:numPr>
-          <w:ilvl w:val="0"/>
-          <w:numId w:val="30"/>
-        </w:numPr>
-        <w:spacing w:line="240" w:lineRule="auto"/>
-        <w:rPr>
-          <w:lang w:val="ru-RU"/>
-        </w:rPr>
-      </w:pPr>
-      <w:r>
-        <w:rPr>
-          <w:lang w:val="ru-RU"/>
-        </w:rPr>
-        <w:t xml:space="preserve">переход к подробной информации. </w:t>
-      </w:r>
-      <w:proofErr w:type="spellStart"/>
-      <w:r>
-        <w:rPr>
-          <w:lang w:val="ru-RU"/>
-        </w:rPr>
-        <w:t>EntitySelect</w:t>
-      </w:r>
-      <w:proofErr w:type="spellEnd"/>
-    </w:p>
-    <w:p>
-      <w:pPr>
-        <w:rPr>
-          <w:lang w:val="ru-RU"/>
-        </w:rPr>
-      </w:pPr>
-      <w:r>
-        <w:rPr>
-          <w:lang w:val="ru-RU"/>
-        </w:rPr>
-        <w:t>Компонент с умным выбором и автодополнением для выбора авторов, жанров и издательств.</w:t>
-      </w:r>
-    </w:p>
-    <w:p>
-      <w:pPr>
-        <w:rPr>
-          <w:lang w:val="ru-RU"/>
-        </w:rPr>
-      </w:pPr>
-      <w:proofErr w:type="spellStart"/>
-      <w:r>
-        <w:rPr>
-          <w:b/>
-          <w:bCs/>
-          <w:lang w:val="ru-RU"/>
-        </w:rPr>
-        <w:t>BookForm</w:t>
-      </w:r>
-      <w:proofErr w:type="spellEnd"/>
-    </w:p>
-    <w:p>
-      <w:pPr>
-        <w:rPr>
-          <w:lang w:val="ru-RU"/>
-        </w:rPr>
-      </w:pPr>
-      <w:r>
-        <w:rPr>
-          <w:lang w:val="ru-RU"/>
-        </w:rPr>
-        <w:t>Компонент формы создания и редактирования книги.</w:t>
-      </w:r>
-    </w:p>
-    <w:p>
-      <w:pPr>
-        <w:rPr>
-          <w:lang w:val="ru-RU"/>
-        </w:rPr>
-      </w:pPr>
-      <w:r>
-        <w:rPr>
-          <w:b/>
-          <w:bCs/>
-          <w:lang w:val="ru-RU"/>
-        </w:rPr>
-        <w:t>Обязательные поля:</w:t>
-      </w:r>
-    </w:p>
-    <w:p>
-      <w:pPr>
-        <w:numPr>
-          <w:ilvl w:val="0"/>
-          <w:numId w:val="34"/>
-        </w:numPr>
-        <w:spacing w:line="240" w:lineRule="auto"/>
-        <w:rPr>
-          <w:lang w:val="ru-RU"/>
-        </w:rPr>
-      </w:pPr>
-      <w:r>
-        <w:rPr>
-          <w:lang w:val="ru-RU"/>
-        </w:rPr>
-        <w:t>Название книги</w:t>
-      </w:r>
-    </w:p>
-    <w:p>
-      <w:pPr>
-        <w:numPr>
-          <w:ilvl w:val="0"/>
-          <w:numId w:val="34"/>
-        </w:numPr>
-        <w:spacing w:line="240" w:lineRule="auto"/>
-        <w:rPr>
-          <w:lang w:val="ru-RU"/>
-        </w:rPr>
-      </w:pPr>
-      <w:r>
-        <w:rPr>
-          <w:lang w:val="ru-RU"/>
-        </w:rPr>
-        <w:t>Авторы (один или несколько)</w:t>
-      </w:r>
-    </w:p>
-    <w:p>
-      <w:pPr>
-        <w:numPr>
-          <w:ilvl w:val="0"/>
-          <w:numId w:val="34"/>
-        </w:numPr>
-        <w:spacing w:line="240" w:lineRule="auto"/>
-        <w:rPr>
-          <w:lang w:val="ru-RU"/>
-        </w:rPr>
-      </w:pPr>
-      <w:r>
-        <w:rPr>
-          <w:lang w:val="ru-RU"/>
-        </w:rPr>
-        <w:t>Жанры (один или несколько)</w:t>
-      </w:r>
-    </w:p>
-    <w:p>
-      <w:pPr>
-        <w:rPr>
-          <w:lang w:val="ru-RU"/>
-        </w:rPr>
-      </w:pPr>
-      <w:r>
-        <w:rPr>
-          <w:b/>
-          <w:bCs/>
-          <w:lang w:val="ru-RU"/>
-        </w:rPr>
-        <w:t>Опциональные поля:</w:t>
-      </w:r>
-    </w:p>
-    <w:p>
-      <w:pPr>
-        <w:numPr>
-          <w:ilvl w:val="0"/>
-          <w:numId w:val="35"/>
-        </w:numPr>
-        <w:spacing w:line="240" w:lineRule="auto"/>
-        <w:rPr>
-          <w:lang w:val="ru-RU"/>
-        </w:rPr>
-      </w:pPr>
-      <w:r>
-        <w:rPr>
-          <w:lang w:val="ru-RU"/>
-        </w:rPr>
-        <w:t>Год издания</w:t>
-      </w:r>
-    </w:p>
-    <w:p>
-      <w:pPr>
-        <w:numPr>
-          <w:ilvl w:val="0"/>
-          <w:numId w:val="35"/>
-        </w:numPr>
-        <w:spacing w:line="240" w:lineRule="auto"/>
-        <w:rPr>
-          <w:lang w:val="ru-RU"/>
-        </w:rPr>
-      </w:pPr>
-      <w:r>
-        <w:rPr>
-          <w:lang w:val="ru-RU"/>
-        </w:rPr>
-        <w:t>ISBN</w:t>
-      </w:r>
-    </w:p>
-    <w:p>
-      <w:pPr>
-        <w:numPr>
-          <w:ilvl w:val="0"/>
-          <w:numId w:val="35"/>
-        </w:numPr>
-        <w:spacing w:line="240" w:lineRule="auto"/>
-        <w:rPr>
-          <w:lang w:val="ru-RU"/>
-        </w:rPr>
-      </w:pPr>
-      <w:r>
-        <w:rPr>
-          <w:lang w:val="ru-RU"/>
-        </w:rPr>
-        <w:t>Издательство</w:t>
-      </w:r>
-    </w:p>
-    <w:p>
-      <w:pPr>
-        <w:rPr>
-          <w:lang w:val="ru-RU"/>
-        </w:rPr>
-      </w:pPr>
-      <w:r>
-        <w:rPr>
-          <w:b/>
-          <w:bCs/>
-          <w:lang w:val="ru-RU"/>
-        </w:rPr>
-        <w:t>Особенности:</w:t>
-      </w:r>
-    </w:p>
-    <w:p>
-      <w:pPr>
-        <w:numPr>
-          <w:ilvl w:val="0"/>
-          <w:numId w:val="36"/>
-        </w:numPr>
-        <w:spacing w:line="240" w:lineRule="auto"/>
-        <w:rPr>
-          <w:lang w:val="ru-RU"/>
-        </w:rPr>
-      </w:pPr>
-      <w:r>
-        <w:rPr>
-          <w:lang w:val="ru-RU"/>
-        </w:rPr>
-        <w:t>Поля для авторов, жанров и издательства используют </w:t>
-      </w:r>
-      <w:proofErr w:type="spellStart"/>
-      <w:r>
-        <w:rPr>
-          <w:lang w:val="ru-RU"/>
-        </w:rPr>
-        <w:t>EntitySelect</w:t>
-      </w:r>
-      <w:proofErr w:type="spellEnd"/>
-      <w:r>
-        <w:rPr>
-          <w:lang w:val="ru-RU"/>
-        </w:rPr>
-        <w:t> компонент</w:t>
-      </w:r>
-    </w:p>
-    <w:p>
-      <w:pPr>
-        <w:numPr>
-          <w:ilvl w:val="0"/>
-          <w:numId w:val="36"/>
-        </w:numPr>
-        <w:spacing w:line="240" w:lineRule="auto"/>
-        <w:rPr>
-          <w:lang w:val="ru-RU"/>
-        </w:rPr>
-      </w:pPr>
-      <w:r>
-        <w:rPr>
-          <w:lang w:val="ru-RU"/>
-        </w:rPr>
-        <w:t>Возможность быстрого создания новых авторов, жанров и издательств прямо из формы</w:t>
-      </w:r>
-    </w:p>
-    <w:p>
-      <w:pPr>
-        <w:numPr>
-          <w:ilvl w:val="0"/>
-          <w:numId w:val="36"/>
-        </w:numPr>
-        <w:spacing w:line="240" w:lineRule="auto"/>
-        <w:rPr>
-          <w:lang w:val="ru-RU"/>
-        </w:rPr>
-      </w:pPr>
-      <w:r>
-        <w:rPr>
-          <w:lang w:val="ru-RU"/>
-        </w:rPr>
-        <w:t>Поддержка множественного выбора авторов и жанров</w:t>
-      </w:r>
-    </w:p>
-    <w:p>
-      <w:pPr>
-        <w:numPr>
-          <w:ilvl w:val="0"/>
-          <w:numId w:val="36"/>
-        </w:numPr>
-        <w:spacing w:line="240" w:lineRule="auto"/>
-        <w:rPr>
-          <w:lang w:val="ru-RU"/>
-        </w:rPr>
-      </w:pPr>
-      <w:r>
-        <w:rPr>
-          <w:lang w:val="ru-RU"/>
-        </w:rPr>
-        <w:t>При создании нового элемента через автодополнение, он сразу становится доступным для выбора</w:t>
-      </w:r>
-    </w:p>
-    <w:p>
-      <w:pPr>
-        <w:rPr>
-          <w:b/>
-          <w:bCs/>
-          <w:lang w:val="ru-RU"/>
-        </w:rPr>
-      </w:pPr>
-      <w:proofErr w:type="spellStart"/>
-      <w:r>
-        <w:rPr>
-          <w:b/>
-          <w:bCs/>
-          <w:lang w:val="ru-RU"/>
-        </w:rPr>
-        <w:t>BaseModal</w:t>
-      </w:r>
-      <w:proofErr w:type="spellEnd"/>
-    </w:p>
-    <w:p>
-      <w:pPr>
-        <w:rPr>
-          <w:lang w:val="ru-RU"/>
-        </w:rPr>
-      </w:pPr>
-      <w:r>
-        <w:rPr>
-          <w:lang w:val="ru-RU"/>
-        </w:rPr>
-        <w:lastRenderedPageBreak/>
-        <w:t>Универсальное модальное окно.</w:t>
-      </w:r>
-    </w:p>
-    <w:p>
-      <w:pPr>
-        <w:rPr>
-          <w:lang w:val="ru-RU"/>
-        </w:rPr>
-      </w:pPr>
-      <w:r>
-        <w:rPr>
-          <w:lang w:val="ru-RU"/>
-        </w:rPr>
-        <w:t xml:space="preserve">Использует механизм слотов </w:t>
-      </w:r>
-      <w:proofErr w:type="spellStart"/>
-      <w:r>
-        <w:rPr>
-          <w:lang w:val="ru-RU"/>
-        </w:rPr>
-        <w:t>Vue</w:t>
-      </w:r>
-      <w:proofErr w:type="spellEnd"/>
-      <w:r>
-        <w:rPr>
-          <w:lang w:val="ru-RU"/>
-        </w:rPr>
-        <w:t xml:space="preserve"> для передачи содержимого.</w:t>
-      </w:r>
-    </w:p>
-    <w:p>
-      <w:pPr>
-        <w:rPr>
-          <w:b/>
-          <w:bCs/>
-          <w:lang w:val="ru-RU"/>
-        </w:rPr>
-      </w:pPr>
-      <w:proofErr w:type="spellStart"/>
-      <w:r>
-        <w:rPr>
-          <w:b/>
-          <w:bCs/>
-          <w:lang w:val="ru-RU"/>
-        </w:rPr>
-        <w:t>PageHeader</w:t>
-      </w:r>
-      <w:proofErr w:type="spellEnd"/>
-    </w:p>
-    <w:p>
-      <w:pPr>
-        <w:rPr>
-          <w:lang w:val="ru-RU"/>
-        </w:rPr>
-      </w:pPr>
-      <w:r>
-        <w:rPr>
-          <w:lang w:val="ru-RU"/>
-        </w:rPr>
-        <w:t>Переиспользуемый компонент заголовка страницы.</w:t>
-      </w:r>
-    </w:p>
-    <w:p>
-      <w:pPr>
         <w:pStyle w:val="21"/>
         <w:rPr>
           <w:lang w:val="ru-RU"/>
         </w:rPr>
       </w:pPr>
-      <w:bookmarkStart w:id="21" w:name="_Toc232453588"/>
-      <w:r>
+      <w:bookmarkStart w:id="21" w:name="_Toc232497796"/>
+      <w:r>
+        <w:rPr>
+          <w:lang w:val="ru-RU"/>
+        </w:rPr>
         <w:t xml:space="preserve">3.6 </w:t>
       </w:r>
       <w:r>
@@ -19260,6 +18242,7 @@
     <w:p>
       <w:r>
         <w:rPr>
+          <w:noProof/>
           <w:lang w:val="ru-RU"/>
         </w:rPr>
         <w:drawing>
@@ -19301,6 +18284,9 @@
     </w:p>
     <w:p>
       <w:r>
+        <w:rPr>
+          <w:noProof/>
+        </w:rPr>
         <w:lastRenderedPageBreak/>
         <w:drawing>
           <wp:inline distT="0" distB="0" distL="0" distR="0" wp14:anchorId="7152814E" wp14:editId="00C580BA">
@@ -19339,6 +18325,9 @@
         </w:drawing>
       </w:r>
       <w:r>
+        <w:rPr>
+          <w:noProof/>
+        </w:rPr>
         <w:drawing>
           <wp:inline distT="0" distB="0" distL="0" distR="0" wp14:anchorId="3B176D10" wp14:editId="06C62AF3">
             <wp:extent cx="5943600" cy="3205480"/>
@@ -19379,6 +18368,9 @@
     <w:p/>
     <w:p>
       <w:r>
+        <w:rPr>
+          <w:noProof/>
+        </w:rPr>
         <w:lastRenderedPageBreak/>
         <w:drawing>
           <wp:inline distT="0" distB="0" distL="0" distR="0" wp14:anchorId="19A43A08" wp14:editId="372469C5">
@@ -19417,6 +18409,9 @@
         </w:drawing>
       </w:r>
       <w:r>
+        <w:rPr>
+          <w:noProof/>
+        </w:rPr>
         <w:drawing>
           <wp:inline distT="0" distB="0" distL="0" distR="0" wp14:anchorId="19966204" wp14:editId="3B17D691">
             <wp:extent cx="5943600" cy="3196590"/>
@@ -19454,6 +18449,9 @@
         </w:drawing>
       </w:r>
       <w:r>
+        <w:rPr>
+          <w:noProof/>
+        </w:rPr>
         <w:lastRenderedPageBreak/>
         <w:drawing>
           <wp:inline distT="0" distB="0" distL="0" distR="0" wp14:anchorId="2994DB0C" wp14:editId="4924A74C">
@@ -25360,6 +24358,7 @@
   <w:style w:type="character" w:default="1" w:styleId="a2">
     <w:name w:val="Default Paragraph Font"/>
     <w:uiPriority w:val="1"/>
+    <w:semiHidden/>
     <w:unhideWhenUsed/>
   </w:style>
   <w:style w:type="table" w:default="1" w:styleId="a3">
